--- a/training_data/documents/Commercial Court-20251101T191702Z-1-001/Commercial Court/Teena knit garments/Teena Knit Garments - Plaint.docx
+++ b/training_data/documents/Commercial Court-20251101T191702Z-1-001/Commercial Court/Teena knit garments/Teena Knit Garments - Plaint.docx
@@ -206,16 +206,8 @@
           <w:szCs w:val="24"/>
         </w:rPr>
         <w:br/>
-      </w:r>
-      <w:proofErr w:type="spellStart"/>
-      <w:r>
-        <w:rPr>
-          <w:rFonts w:ascii="Arial" w:hAnsi="Arial" w:cs="Arial"/>
-          <w:szCs w:val="24"/>
-        </w:rPr>
         <w:t>Mr.Chandrasekaran</w:t>
       </w:r>
-      <w:proofErr w:type="spellEnd"/>
       <w:r>
         <w:rPr>
           <w:rFonts w:ascii="Arial" w:hAnsi="Arial" w:cs="Arial"/>
@@ -270,7 +262,6 @@
         </w:rPr>
         <w:tab/>
       </w:r>
-      <w:proofErr w:type="gramStart"/>
       <w:r>
         <w:rPr>
           <w:rFonts w:ascii="Arial" w:hAnsi="Arial" w:cs="Arial"/>
@@ -287,7 +278,6 @@
         </w:rPr>
         <w:t>::</w:t>
       </w:r>
-      <w:proofErr w:type="gramEnd"/>
       <w:r>
         <w:rPr>
           <w:rFonts w:ascii="Arial" w:hAnsi="Arial" w:cs="Arial"/>
@@ -506,7 +496,6 @@
         </w:rPr>
         <w:tab/>
       </w:r>
-      <w:proofErr w:type="gramStart"/>
       <w:r>
         <w:rPr>
           <w:rFonts w:ascii="Arial" w:hAnsi="Arial" w:cs="Arial"/>
@@ -521,16 +510,7 @@
           <w:bCs/>
           <w:szCs w:val="24"/>
         </w:rPr>
-        <w:t>::</w:t>
-      </w:r>
-      <w:proofErr w:type="gramEnd"/>
-      <w:r>
-        <w:rPr>
-          <w:rFonts w:ascii="Arial" w:hAnsi="Arial" w:cs="Arial"/>
-          <w:bCs/>
-          <w:szCs w:val="24"/>
-        </w:rPr>
-        <w:t xml:space="preserve"> </w:t>
+        <w:t xml:space="preserve">:: </w:t>
       </w:r>
       <w:r>
         <w:rPr>
@@ -613,29 +593,7 @@
           <w:szCs w:val="24"/>
           <w:u w:val="single"/>
         </w:rPr>
-        <w:t xml:space="preserve">I. </w:t>
-      </w:r>
-      <w:proofErr w:type="gramStart"/>
-      <w:r>
-        <w:rPr>
-          <w:rFonts w:ascii="Arial" w:hAnsi="Arial" w:cs="Arial"/>
-          <w:b/>
-          <w:bCs/>
-          <w:szCs w:val="24"/>
-          <w:u w:val="single"/>
-        </w:rPr>
-        <w:t>PLAINTIFF :</w:t>
-      </w:r>
-      <w:proofErr w:type="gramEnd"/>
-      <w:r>
-        <w:rPr>
-          <w:rFonts w:ascii="Arial" w:hAnsi="Arial" w:cs="Arial"/>
-          <w:b/>
-          <w:bCs/>
-          <w:szCs w:val="24"/>
-          <w:u w:val="single"/>
-        </w:rPr>
-        <w:t>-</w:t>
+        <w:t>I. PLAINTIFF :-</w:t>
       </w:r>
     </w:p>
     <w:p>
@@ -696,25 +654,7 @@
           <w:rFonts w:ascii="Arial" w:hAnsi="Arial" w:cs="Arial"/>
           <w:szCs w:val="24"/>
         </w:rPr>
-        <w:t xml:space="preserve">No.461/2, 3 Abirami </w:t>
-      </w:r>
-      <w:proofErr w:type="spellStart"/>
-      <w:proofErr w:type="gramStart"/>
-      <w:r>
-        <w:rPr>
-          <w:rFonts w:ascii="Arial" w:hAnsi="Arial" w:cs="Arial"/>
-          <w:szCs w:val="24"/>
-        </w:rPr>
-        <w:t>Nagar,Gandhinagar</w:t>
-      </w:r>
-      <w:proofErr w:type="spellEnd"/>
-      <w:proofErr w:type="gramEnd"/>
-      <w:r>
-        <w:rPr>
-          <w:rFonts w:ascii="Arial" w:hAnsi="Arial" w:cs="Arial"/>
-          <w:szCs w:val="24"/>
-        </w:rPr>
-        <w:t xml:space="preserve"> (PO), Tirupur – 641 603</w:t>
+        <w:t>No.461/2, 3 Abirami Nagar,Gandhinagar (PO), Tirupur – 641 603</w:t>
       </w:r>
       <w:r>
         <w:rPr>
@@ -742,17 +682,8 @@
           <w:rFonts w:ascii="Arial" w:hAnsi="Arial" w:cs="Arial"/>
           <w:szCs w:val="24"/>
         </w:rPr>
-        <w:t xml:space="preserve">artner </w:t>
-      </w:r>
-      <w:proofErr w:type="spellStart"/>
-      <w:r>
-        <w:rPr>
-          <w:rFonts w:ascii="Arial" w:hAnsi="Arial" w:cs="Arial"/>
-          <w:szCs w:val="24"/>
-        </w:rPr>
-        <w:t>Mr.Chandrasekaran</w:t>
-      </w:r>
-      <w:proofErr w:type="spellEnd"/>
+        <w:t>artner Mr.Chandrasekaran</w:t>
+      </w:r>
       <w:r>
         <w:rPr>
           <w:rFonts w:ascii="Arial" w:hAnsi="Arial" w:cs="Arial"/>
@@ -801,53 +732,7 @@
           <w:bCs/>
           <w:szCs w:val="24"/>
         </w:rPr>
-        <w:t xml:space="preserve"> counsels </w:t>
-      </w:r>
-      <w:proofErr w:type="spellStart"/>
-      <w:r>
-        <w:rPr>
-          <w:rFonts w:ascii="Arial" w:hAnsi="Arial" w:cs="Arial"/>
-          <w:bCs/>
-          <w:szCs w:val="24"/>
-        </w:rPr>
-        <w:t>Mr.</w:t>
-      </w:r>
-      <w:proofErr w:type="gramStart"/>
-      <w:r>
-        <w:rPr>
-          <w:rFonts w:ascii="Arial" w:hAnsi="Arial" w:cs="Arial"/>
-          <w:bCs/>
-          <w:szCs w:val="24"/>
-        </w:rPr>
-        <w:t>S.Chandrasekaran</w:t>
-      </w:r>
-      <w:proofErr w:type="spellEnd"/>
-      <w:proofErr w:type="gramEnd"/>
-      <w:r>
-        <w:rPr>
-          <w:rFonts w:ascii="Arial" w:hAnsi="Arial" w:cs="Arial"/>
-          <w:bCs/>
-          <w:szCs w:val="24"/>
-        </w:rPr>
-        <w:t xml:space="preserve">, M.A., B.L., DLL., and </w:t>
-      </w:r>
-      <w:proofErr w:type="spellStart"/>
-      <w:r>
-        <w:rPr>
-          <w:rFonts w:ascii="Arial" w:hAnsi="Arial" w:cs="Arial"/>
-          <w:bCs/>
-          <w:szCs w:val="24"/>
-        </w:rPr>
-        <w:t>Mr.C.Jaiy</w:t>
-      </w:r>
-      <w:proofErr w:type="spellEnd"/>
-      <w:r>
-        <w:rPr>
-          <w:rFonts w:ascii="Arial" w:hAnsi="Arial" w:cs="Arial"/>
-          <w:bCs/>
-          <w:szCs w:val="24"/>
-        </w:rPr>
-        <w:t xml:space="preserve"> Chandhar, B</w:t>
+        <w:t xml:space="preserve"> counsels Mr.S.Chandrasekaran, M.A., B.L., DLL., and Mr.C.Jaiy Chandhar, B</w:t>
       </w:r>
       <w:r>
         <w:rPr>
@@ -1150,21 +1035,7 @@
           <w:szCs w:val="24"/>
         </w:rPr>
         <w:tab/>
-        <w:t xml:space="preserve">The plaintiff further submits that during such course, the defendant company placed orders through Purchase Orders dated </w:t>
-      </w:r>
-      <w:r>
-        <w:rPr>
-          <w:rFonts w:ascii="Arial" w:hAnsi="Arial" w:cs="Arial"/>
-          <w:szCs w:val="24"/>
-        </w:rPr>
-        <w:t>30.11.2021,</w:t>
-      </w:r>
-      <w:r>
-        <w:rPr>
-          <w:rFonts w:ascii="Arial" w:hAnsi="Arial" w:cs="Arial"/>
-          <w:szCs w:val="24"/>
-        </w:rPr>
-        <w:t xml:space="preserve"> 02.12.2021, 06.12.2021, 14.12.2021, and 22.12.2021. The plaintiff fulfilled these orders by delivering the products to the defendant and issued the following invoices:</w:t>
+        <w:t>The plaintiff further submits that during such course, the defendant company placed orders through Purchase Orders dated 30.11.2021, 02.12.2021, 06.12.2021, 14.12.2021, and 22.12.2021. The plaintiff fulfilled these orders by delivering the products to the defendant and issued the following invoices:</w:t>
       </w:r>
     </w:p>
     <w:p>
@@ -6240,18 +6111,8 @@
                 <w:sz w:val="24"/>
                 <w:szCs w:val="24"/>
               </w:rPr>
-              <w:t xml:space="preserve">Boys Full Sleeve </w:t>
-            </w:r>
-            <w:proofErr w:type="spellStart"/>
-            <w:r>
-              <w:rPr>
-                <w:rFonts w:ascii="Arial" w:hAnsi="Arial" w:cs="Arial"/>
-                <w:sz w:val="24"/>
-                <w:szCs w:val="24"/>
-              </w:rPr>
-              <w:t>Tshirt</w:t>
-            </w:r>
-            <w:proofErr w:type="spellEnd"/>
+              <w:t>Boys Full Sleeve Tshirt</w:t>
+            </w:r>
           </w:p>
         </w:tc>
         <w:tc>
@@ -6679,18 +6540,8 @@
                 <w:sz w:val="24"/>
                 <w:szCs w:val="24"/>
               </w:rPr>
-              <w:t xml:space="preserve">Boys Full Sleeve </w:t>
-            </w:r>
-            <w:proofErr w:type="spellStart"/>
-            <w:r>
-              <w:rPr>
-                <w:rFonts w:ascii="Arial" w:hAnsi="Arial" w:cs="Arial"/>
-                <w:sz w:val="24"/>
-                <w:szCs w:val="24"/>
-              </w:rPr>
-              <w:t>Tshirt</w:t>
-            </w:r>
-            <w:proofErr w:type="spellEnd"/>
+              <w:t>Boys Full Sleeve Tshirt</w:t>
+            </w:r>
           </w:p>
         </w:tc>
         <w:tc>
@@ -6892,18 +6743,8 @@
                 <w:sz w:val="24"/>
                 <w:szCs w:val="24"/>
               </w:rPr>
-              <w:t xml:space="preserve">Boys Full Sleeve </w:t>
-            </w:r>
-            <w:proofErr w:type="spellStart"/>
-            <w:r>
-              <w:rPr>
-                <w:rFonts w:ascii="Arial" w:hAnsi="Arial" w:cs="Arial"/>
-                <w:sz w:val="24"/>
-                <w:szCs w:val="24"/>
-              </w:rPr>
-              <w:t>Tshirt</w:t>
-            </w:r>
-            <w:proofErr w:type="spellEnd"/>
+              <w:t>Boys Full Sleeve Tshirt</w:t>
+            </w:r>
           </w:p>
         </w:tc>
         <w:tc>
@@ -7105,18 +6946,8 @@
                 <w:sz w:val="24"/>
                 <w:szCs w:val="24"/>
               </w:rPr>
-              <w:t xml:space="preserve">Boys Full Sleeve </w:t>
-            </w:r>
-            <w:proofErr w:type="spellStart"/>
-            <w:r>
-              <w:rPr>
-                <w:rFonts w:ascii="Arial" w:hAnsi="Arial" w:cs="Arial"/>
-                <w:sz w:val="24"/>
-                <w:szCs w:val="24"/>
-              </w:rPr>
-              <w:t>Tshirt</w:t>
-            </w:r>
-            <w:proofErr w:type="spellEnd"/>
+              <w:t>Boys Full Sleeve Tshirt</w:t>
+            </w:r>
           </w:p>
         </w:tc>
         <w:tc>
@@ -7925,18 +7756,8 @@
                 <w:sz w:val="24"/>
                 <w:szCs w:val="24"/>
               </w:rPr>
-              <w:t xml:space="preserve">Boys Polo </w:t>
-            </w:r>
-            <w:proofErr w:type="spellStart"/>
-            <w:r>
-              <w:rPr>
-                <w:rFonts w:ascii="Arial" w:hAnsi="Arial" w:cs="Arial"/>
-                <w:sz w:val="24"/>
-                <w:szCs w:val="24"/>
-              </w:rPr>
-              <w:t>Tshirt</w:t>
-            </w:r>
-            <w:proofErr w:type="spellEnd"/>
+              <w:t>Boys Polo Tshirt</w:t>
+            </w:r>
           </w:p>
         </w:tc>
         <w:tc>
@@ -8133,18 +7954,8 @@
                 <w:sz w:val="24"/>
                 <w:szCs w:val="24"/>
               </w:rPr>
-              <w:t xml:space="preserve">Boys Hood </w:t>
-            </w:r>
-            <w:proofErr w:type="spellStart"/>
-            <w:r>
-              <w:rPr>
-                <w:rFonts w:ascii="Arial" w:hAnsi="Arial" w:cs="Arial"/>
-                <w:sz w:val="24"/>
-                <w:szCs w:val="24"/>
-              </w:rPr>
-              <w:t>Tshirt</w:t>
-            </w:r>
-            <w:proofErr w:type="spellEnd"/>
+              <w:t>Boys Hood Tshirt</w:t>
+            </w:r>
           </w:p>
         </w:tc>
         <w:tc>
@@ -8341,18 +8152,8 @@
                 <w:sz w:val="24"/>
                 <w:szCs w:val="24"/>
               </w:rPr>
-              <w:t xml:space="preserve">Boys Hood </w:t>
-            </w:r>
-            <w:proofErr w:type="spellStart"/>
-            <w:r>
-              <w:rPr>
-                <w:rFonts w:ascii="Arial" w:hAnsi="Arial" w:cs="Arial"/>
-                <w:sz w:val="24"/>
-                <w:szCs w:val="24"/>
-              </w:rPr>
-              <w:t>Tshirt</w:t>
-            </w:r>
-            <w:proofErr w:type="spellEnd"/>
+              <w:t>Boys Hood Tshirt</w:t>
+            </w:r>
           </w:p>
         </w:tc>
         <w:tc>
@@ -8549,18 +8350,8 @@
                 <w:sz w:val="24"/>
                 <w:szCs w:val="24"/>
               </w:rPr>
-              <w:t xml:space="preserve">Boys Hood </w:t>
-            </w:r>
-            <w:proofErr w:type="spellStart"/>
-            <w:r>
-              <w:rPr>
-                <w:rFonts w:ascii="Arial" w:hAnsi="Arial" w:cs="Arial"/>
-                <w:sz w:val="24"/>
-                <w:szCs w:val="24"/>
-              </w:rPr>
-              <w:t>Tshirt</w:t>
-            </w:r>
-            <w:proofErr w:type="spellEnd"/>
+              <w:t>Boys Hood Tshirt</w:t>
+            </w:r>
           </w:p>
         </w:tc>
         <w:tc>
@@ -8704,43 +8495,7 @@
                 <w:sz w:val="24"/>
                 <w:szCs w:val="24"/>
               </w:rPr>
-              <w:t>Rs.6,96,71</w:t>
-            </w:r>
-            <w:r>
-              <w:rPr>
-                <w:rFonts w:ascii="Arial" w:hAnsi="Arial" w:cs="Arial"/>
-                <w:b/>
-                <w:sz w:val="24"/>
-                <w:szCs w:val="24"/>
-              </w:rPr>
-              <w:t>1</w:t>
-            </w:r>
-            <w:r>
-              <w:rPr>
-                <w:rFonts w:ascii="Arial" w:hAnsi="Arial" w:cs="Arial"/>
-                <w:b/>
-                <w:sz w:val="24"/>
-                <w:szCs w:val="24"/>
-              </w:rPr>
-              <w:t>.</w:t>
-            </w:r>
-            <w:r>
-              <w:rPr>
-                <w:rFonts w:ascii="Arial" w:hAnsi="Arial" w:cs="Arial"/>
-                <w:b/>
-                <w:sz w:val="24"/>
-                <w:szCs w:val="24"/>
-              </w:rPr>
-              <w:t>1</w:t>
-            </w:r>
-            <w:r>
-              <w:rPr>
-                <w:rFonts w:ascii="Arial" w:hAnsi="Arial" w:cs="Arial"/>
-                <w:b/>
-                <w:sz w:val="24"/>
-                <w:szCs w:val="24"/>
-              </w:rPr>
-              <w:t>5/-</w:t>
+              <w:t>Rs.6,96,711.15/-</w:t>
             </w:r>
           </w:p>
         </w:tc>
@@ -8801,49 +8556,7 @@
           <w:rFonts w:ascii="Arial" w:hAnsi="Arial" w:cs="Arial"/>
           <w:szCs w:val="24"/>
         </w:rPr>
-        <w:t>in the regular course of business, the defendant company was liable to pay a sum of Rs.</w:t>
-      </w:r>
-      <w:r>
-        <w:rPr>
-          <w:rFonts w:ascii="Arial" w:hAnsi="Arial" w:cs="Arial"/>
-          <w:szCs w:val="24"/>
-        </w:rPr>
-        <w:t>6,96,71</w:t>
-      </w:r>
-      <w:r>
-        <w:rPr>
-          <w:rFonts w:ascii="Arial" w:hAnsi="Arial" w:cs="Arial"/>
-          <w:szCs w:val="24"/>
-        </w:rPr>
-        <w:t>1</w:t>
-      </w:r>
-      <w:r>
-        <w:rPr>
-          <w:rFonts w:ascii="Arial" w:hAnsi="Arial" w:cs="Arial"/>
-          <w:szCs w:val="24"/>
-        </w:rPr>
-        <w:t>.</w:t>
-      </w:r>
-      <w:r>
-        <w:rPr>
-          <w:rFonts w:ascii="Arial" w:hAnsi="Arial" w:cs="Arial"/>
-          <w:szCs w:val="24"/>
-        </w:rPr>
-        <w:t>1</w:t>
-      </w:r>
-      <w:r>
-        <w:rPr>
-          <w:rFonts w:ascii="Arial" w:hAnsi="Arial" w:cs="Arial"/>
-          <w:szCs w:val="24"/>
-        </w:rPr>
-        <w:t>5/-</w:t>
-      </w:r>
-      <w:r>
-        <w:rPr>
-          <w:rFonts w:ascii="Arial" w:hAnsi="Arial" w:cs="Arial"/>
-          <w:szCs w:val="24"/>
-        </w:rPr>
-        <w:t xml:space="preserve"> towards outstanding. Whereas, the defendant despite receiving the aforementioned goods, has not settled the outstanding amount related to the above invoices, despite numerous demands via email and phone calls made by the plaintiff. The defendant even sent </w:t>
+        <w:t xml:space="preserve">in the regular course of business, the defendant company was liable to pay a sum of Rs.6,96,711.15/- towards outstanding. Whereas, the defendant despite receiving the aforementioned goods, has not settled the outstanding amount related to the above invoices, despite numerous demands via email and phone calls made by the plaintiff. The defendant even sent </w:t>
       </w:r>
       <w:r>
         <w:rPr>
@@ -8915,31 +8628,7 @@
           <w:bCs/>
           <w:szCs w:val="24"/>
         </w:rPr>
-        <w:t xml:space="preserve">s that </w:t>
-      </w:r>
-      <w:r>
-        <w:rPr>
-          <w:rFonts w:ascii="Arial" w:hAnsi="Arial" w:cs="Arial"/>
-          <w:bCs/>
-          <w:szCs w:val="24"/>
-        </w:rPr>
-        <w:t>it</w:t>
-      </w:r>
-      <w:r>
-        <w:rPr>
-          <w:rFonts w:ascii="Arial" w:hAnsi="Arial" w:cs="Arial"/>
-          <w:bCs/>
-          <w:szCs w:val="24"/>
-        </w:rPr>
-        <w:t xml:space="preserve"> was all along waiting with the fond hope </w:t>
-      </w:r>
-      <w:r>
-        <w:rPr>
-          <w:rFonts w:ascii="Arial" w:hAnsi="Arial" w:cs="Arial"/>
-          <w:bCs/>
-          <w:szCs w:val="24"/>
-        </w:rPr>
-        <w:br/>
+        <w:t xml:space="preserve">s that he was all along waiting with the fond hope </w:t>
       </w:r>
     </w:p>
     <w:p>
@@ -9024,28 +8713,7 @@
           <w:rFonts w:ascii="Arial" w:hAnsi="Arial" w:cs="Arial"/>
           <w:szCs w:val="24"/>
         </w:rPr>
-        <w:t xml:space="preserve"> under various pretexts. </w:t>
-      </w:r>
-      <w:r>
-        <w:rPr>
-          <w:rFonts w:ascii="Arial" w:hAnsi="Arial" w:cs="Arial"/>
-          <w:szCs w:val="24"/>
-        </w:rPr>
-        <w:t>The plaintiff submits that on the strength of the assurance given by the defendant, the plaintiff was having transactions with the defendant despite pending outstanding. However, the defendant still not having cleared the outstanding, the plaintiff had stopped transactions with defendant thereafter.</w:t>
-      </w:r>
-      <w:r>
-        <w:rPr>
-          <w:rFonts w:ascii="Arial" w:hAnsi="Arial" w:cs="Arial"/>
-          <w:szCs w:val="24"/>
-        </w:rPr>
-        <w:t xml:space="preserve"> </w:t>
-      </w:r>
-      <w:r>
-        <w:rPr>
-          <w:rFonts w:ascii="Arial" w:hAnsi="Arial" w:cs="Arial"/>
-          <w:szCs w:val="24"/>
-        </w:rPr>
-        <w:t>Thus, the plaintiff having left with no other option, issued a legal notice dated 06.02.2024 to the defendant, demanding payment of outstanding. However, even after receiving the notice, the defendant neither replied nor paid the outstanding amount.</w:t>
+        <w:t xml:space="preserve"> under various pretexts. Thus, the plaintiff having left with no other option, issued a legal notice dated 06.02.2024 to the defendant, demanding payment of outstanding. However, even after receiving the notice, the defendant neither replied nor paid the outstanding amount.</w:t>
       </w:r>
     </w:p>
     <w:p>
@@ -9081,185 +8749,29 @@
           <w:szCs w:val="24"/>
         </w:rPr>
         <w:tab/>
-        <w:t xml:space="preserve">The plaintiff humbly </w:t>
-      </w:r>
-      <w:bookmarkStart w:id="0" w:name="_Hlk185435784"/>
-      <w:r>
-        <w:rPr>
-          <w:rFonts w:ascii="Arial" w:hAnsi="Arial" w:cs="Arial"/>
-          <w:szCs w:val="24"/>
-        </w:rPr>
-        <w:t xml:space="preserve">submits that the defendant has unjustifiably withheld the outstanding amount and is liable to pay interest at 24% per annum according to trade usage, custom, and agreements. However, the </w:t>
-      </w:r>
-      <w:r>
-        <w:rPr>
-          <w:rFonts w:ascii="Arial" w:hAnsi="Arial" w:cs="Arial"/>
-          <w:szCs w:val="24"/>
-        </w:rPr>
-        <w:t xml:space="preserve">plaintiff limits </w:t>
-      </w:r>
-      <w:r>
-        <w:rPr>
-          <w:rFonts w:ascii="Arial" w:hAnsi="Arial" w:cs="Arial"/>
-          <w:szCs w:val="24"/>
-        </w:rPr>
-        <w:t>its</w:t>
-      </w:r>
-      <w:r>
-        <w:rPr>
-          <w:rFonts w:ascii="Arial" w:hAnsi="Arial" w:cs="Arial"/>
-          <w:szCs w:val="24"/>
-        </w:rPr>
-        <w:t xml:space="preserve"> claim to </w:t>
-      </w:r>
-      <w:r>
-        <w:rPr>
-          <w:rFonts w:ascii="Arial" w:hAnsi="Arial" w:cs="Arial"/>
-          <w:szCs w:val="24"/>
-        </w:rPr>
-        <w:t>12</w:t>
-      </w:r>
-      <w:r>
-        <w:rPr>
-          <w:rFonts w:ascii="Arial" w:hAnsi="Arial" w:cs="Arial"/>
-          <w:szCs w:val="24"/>
-        </w:rPr>
-        <w:t>%</w:t>
-      </w:r>
-      <w:r>
-        <w:rPr>
-          <w:rFonts w:ascii="Arial" w:hAnsi="Arial" w:cs="Arial"/>
-          <w:szCs w:val="24"/>
-        </w:rPr>
-        <w:t xml:space="preserve"> per annum. The plaintiff asserts that the defendant, fully aware of their liability, is intentionally avoiding payment for the delivered products</w:t>
-      </w:r>
-      <w:r>
-        <w:rPr>
-          <w:rFonts w:ascii="Arial" w:hAnsi="Arial" w:cs="Arial"/>
-          <w:szCs w:val="24"/>
-        </w:rPr>
-        <w:t xml:space="preserve">. </w:t>
-      </w:r>
-      <w:r>
-        <w:rPr>
-          <w:rFonts w:ascii="Arial" w:hAnsi="Arial" w:cs="Arial"/>
-          <w:szCs w:val="24"/>
-        </w:rPr>
-        <w:t xml:space="preserve">The plaintiff further submits that </w:t>
-      </w:r>
-      <w:r>
-        <w:rPr>
-          <w:rFonts w:ascii="Arial" w:hAnsi="Arial" w:cs="Arial"/>
-          <w:szCs w:val="24"/>
-        </w:rPr>
-        <w:t xml:space="preserve">it </w:t>
-      </w:r>
-      <w:r>
-        <w:rPr>
-          <w:rFonts w:ascii="Arial" w:hAnsi="Arial" w:cs="Arial"/>
-          <w:szCs w:val="24"/>
-        </w:rPr>
-        <w:t xml:space="preserve">initiated Pre-Institution Mediation under </w:t>
-      </w:r>
-      <w:r>
-        <w:rPr>
-          <w:rFonts w:ascii="Arial" w:hAnsi="Arial" w:cs="Arial"/>
-          <w:szCs w:val="24"/>
-        </w:rPr>
-        <w:t xml:space="preserve">section 12A (1) of The Commercial Courts Act, 2015 in PIM No.204/2024 and the same was closed </w:t>
-      </w:r>
-      <w:r>
-        <w:rPr>
-          <w:rFonts w:ascii="Arial" w:hAnsi="Arial" w:cs="Arial"/>
-          <w:szCs w:val="24"/>
-        </w:rPr>
-        <w:t xml:space="preserve">on 04.09.2024 </w:t>
-      </w:r>
-      <w:r>
-        <w:rPr>
-          <w:rFonts w:ascii="Arial" w:hAnsi="Arial" w:cs="Arial"/>
-          <w:szCs w:val="24"/>
-        </w:rPr>
-        <w:t xml:space="preserve">as “non-starter” for the reasons </w:t>
-      </w:r>
-      <w:r>
-        <w:rPr>
-          <w:rFonts w:ascii="Arial" w:hAnsi="Arial" w:cs="Arial"/>
-          <w:szCs w:val="24"/>
-        </w:rPr>
-        <w:t xml:space="preserve">stating </w:t>
-      </w:r>
-      <w:r>
-        <w:rPr>
-          <w:rFonts w:ascii="Arial" w:hAnsi="Arial" w:cs="Arial"/>
-          <w:szCs w:val="24"/>
-        </w:rPr>
-        <w:t>that the respondent</w:t>
-      </w:r>
-      <w:r>
-        <w:rPr>
-          <w:rFonts w:ascii="Arial" w:hAnsi="Arial" w:cs="Arial"/>
-          <w:szCs w:val="24"/>
-        </w:rPr>
-        <w:t xml:space="preserve"> was </w:t>
-      </w:r>
-      <w:r>
-        <w:rPr>
-          <w:rFonts w:ascii="Arial" w:hAnsi="Arial" w:cs="Arial"/>
-          <w:szCs w:val="24"/>
-        </w:rPr>
-        <w:t xml:space="preserve">absent and </w:t>
-      </w:r>
-      <w:r>
-        <w:rPr>
-          <w:rFonts w:ascii="Arial" w:hAnsi="Arial" w:cs="Arial"/>
-          <w:szCs w:val="24"/>
-        </w:rPr>
-        <w:t xml:space="preserve">there </w:t>
-      </w:r>
-      <w:r>
-        <w:rPr>
-          <w:rFonts w:ascii="Arial" w:hAnsi="Arial" w:cs="Arial"/>
-          <w:szCs w:val="24"/>
-        </w:rPr>
-        <w:t xml:space="preserve">was </w:t>
-      </w:r>
-      <w:r>
-        <w:rPr>
-          <w:rFonts w:ascii="Arial" w:hAnsi="Arial" w:cs="Arial"/>
-          <w:szCs w:val="24"/>
-        </w:rPr>
-        <w:t>no chance for settlement.</w:t>
-      </w:r>
-      <w:r>
-        <w:rPr>
-          <w:rFonts w:ascii="Arial" w:hAnsi="Arial" w:cs="Arial"/>
+        <w:t xml:space="preserve">The plaintiff humbly submits that the defendant has unjustifiably withheld the outstanding amount and is liable to pay interest at 24% per annum according to trade usage, custom, and agreements. However, the plaintiff limits his claim to 18% per annum. The plaintiff asserts that the defendant, fully aware of their liability, is intentionally avoiding payment for the delivered products. Thus, the plaintiff has become constrained to file the present suit seeking for recovery of outstanding money payable by the defendant to him. Hence, the suit. </w:t>
+      </w:r>
+    </w:p>
+    <w:p>
+      <w:pPr>
+        <w:pStyle w:val="ListParagraph"/>
+        <w:spacing w:after="0" w:line="240" w:lineRule="auto"/>
+        <w:ind w:left="0"/>
+        <w:jc w:val="both"/>
+        <w:rPr>
+          <w:rFonts w:ascii="Arial" w:hAnsi="Arial" w:cs="Arial"/>
+          <w:sz w:val="24"/>
+          <w:szCs w:val="24"/>
+        </w:rPr>
+      </w:pPr>
+      <w:r>
+        <w:rPr>
+          <w:rFonts w:ascii="Arial" w:hAnsi="Arial" w:cs="Arial"/>
+          <w:sz w:val="24"/>
           <w:szCs w:val="24"/>
         </w:rPr>
         <w:t xml:space="preserve"> </w:t>
       </w:r>
-      <w:r>
-        <w:rPr>
-          <w:rFonts w:ascii="Arial" w:hAnsi="Arial" w:cs="Arial"/>
-          <w:szCs w:val="24"/>
-        </w:rPr>
-        <w:t xml:space="preserve">Thus, the plaintiff has become constrained to file the present suit seeking for recovery of outstanding money payable by the defendant to </w:t>
-      </w:r>
-      <w:r>
-        <w:rPr>
-          <w:rFonts w:ascii="Arial" w:hAnsi="Arial" w:cs="Arial"/>
-          <w:szCs w:val="24"/>
-        </w:rPr>
-        <w:t>them</w:t>
-      </w:r>
-      <w:r>
-        <w:rPr>
-          <w:rFonts w:ascii="Arial" w:hAnsi="Arial" w:cs="Arial"/>
-          <w:szCs w:val="24"/>
-        </w:rPr>
-        <w:t xml:space="preserve">. Hence, the suit. </w:t>
-      </w:r>
-      <w:bookmarkEnd w:id="0"/>
     </w:p>
     <w:p>
       <w:pPr>
@@ -9269,15 +8781,48 @@
         <w:jc w:val="both"/>
         <w:rPr>
           <w:rFonts w:ascii="Arial" w:hAnsi="Arial" w:cs="Arial"/>
-          <w:sz w:val="10"/>
-          <w:szCs w:val="10"/>
-        </w:rPr>
-      </w:pPr>
+          <w:sz w:val="24"/>
+          <w:szCs w:val="24"/>
+        </w:rPr>
+      </w:pPr>
+      <w:r>
+        <w:rPr>
+          <w:rFonts w:ascii="Arial" w:hAnsi="Arial" w:cs="Arial"/>
+          <w:sz w:val="24"/>
+          <w:szCs w:val="24"/>
+        </w:rPr>
+        <w:t>6.</w:t>
+      </w:r>
+      <w:r>
+        <w:rPr>
+          <w:rFonts w:ascii="Arial" w:hAnsi="Arial" w:cs="Arial"/>
+          <w:sz w:val="24"/>
+          <w:szCs w:val="24"/>
+        </w:rPr>
+        <w:tab/>
+        <w:t xml:space="preserve">The cause of action for the present suit arose on 30.11.2021, 02.12.2021, 06.12.2021, 14.12.2021 and 22.12.2021 when the defendant had transactions with plaintiff towards purchase of materials and thereby they are liable to pay a sum of Rs.6,96,711.15/- as per accounts maintained by the plaintiff in </w:t>
+      </w:r>
+      <w:r>
+        <w:rPr>
+          <w:rFonts w:ascii="Arial" w:hAnsi="Arial" w:cs="Arial"/>
+          <w:sz w:val="24"/>
+          <w:szCs w:val="24"/>
+        </w:rPr>
+        <w:t>its</w:t>
+      </w:r>
+      <w:r>
+        <w:rPr>
+          <w:rFonts w:ascii="Arial" w:hAnsi="Arial" w:cs="Arial"/>
+          <w:sz w:val="24"/>
+          <w:szCs w:val="24"/>
+        </w:rPr>
+        <w:t xml:space="preserve"> regular course of business, on subsequent dates, when defendant evaded payment of outstanding despite repeated demands, on 06.02.2024, when the plaintiff sent a legal notice calling upon the defendant to pay the outstanding, on subsequent dates, when the defendant failed to pay the outstanding and the cause of action for the suit arose at Tirupur Town within the jurisdiction of this Hon’ble Court. </w:t>
+      </w:r>
     </w:p>
     <w:p>
       <w:pPr>
         <w:pStyle w:val="ListParagraph"/>
-        <w:spacing w:after="0" w:line="360" w:lineRule="auto"/>
+        <w:spacing w:after="0" w:line="240" w:lineRule="auto"/>
         <w:ind w:left="0"/>
         <w:jc w:val="both"/>
         <w:rPr>
@@ -9286,68 +8831,6 @@
           <w:szCs w:val="24"/>
         </w:rPr>
       </w:pPr>
-      <w:r>
-        <w:rPr>
-          <w:rFonts w:ascii="Arial" w:hAnsi="Arial" w:cs="Arial"/>
-          <w:sz w:val="24"/>
-          <w:szCs w:val="24"/>
-        </w:rPr>
-        <w:t>6.</w:t>
-      </w:r>
-      <w:r>
-        <w:rPr>
-          <w:rFonts w:ascii="Arial" w:hAnsi="Arial" w:cs="Arial"/>
-          <w:sz w:val="24"/>
-          <w:szCs w:val="24"/>
-        </w:rPr>
-        <w:tab/>
-        <w:t>The cause of action for the present suit arose on 30.11.2021, 02.12.2021, 06.12.2021, 14.12.2021 and 22.12.2021 when the defendant had transactions with plaintiff towards purchase of materials and thereby they are liab</w:t>
-      </w:r>
-      <w:r>
-        <w:rPr>
-          <w:rFonts w:ascii="Arial" w:hAnsi="Arial" w:cs="Arial"/>
-          <w:sz w:val="24"/>
-          <w:szCs w:val="24"/>
-        </w:rPr>
-        <w:t>le to pay a sum of Rs.6,96,711.1</w:t>
-      </w:r>
-      <w:r>
-        <w:rPr>
-          <w:rFonts w:ascii="Arial" w:hAnsi="Arial" w:cs="Arial"/>
-          <w:sz w:val="24"/>
-          <w:szCs w:val="24"/>
-        </w:rPr>
-        <w:t xml:space="preserve">5/- as per accounts maintained by the plaintiff in </w:t>
-      </w:r>
-      <w:r>
-        <w:rPr>
-          <w:rFonts w:ascii="Arial" w:hAnsi="Arial" w:cs="Arial"/>
-          <w:sz w:val="24"/>
-          <w:szCs w:val="24"/>
-        </w:rPr>
-        <w:t>its</w:t>
-      </w:r>
-      <w:r>
-        <w:rPr>
-          <w:rFonts w:ascii="Arial" w:hAnsi="Arial" w:cs="Arial"/>
-          <w:sz w:val="24"/>
-          <w:szCs w:val="24"/>
-        </w:rPr>
-        <w:t xml:space="preserve"> regular course of business, on subsequent dates, when defendant evaded payment of outstanding despite repeated demands, on 06.02.2024, when the plaintiff sent a legal notice calling upon the defendant to pay the outstanding, on subsequent dates, when the defendant failed to pay the outstanding and the cause of action for the suit arose at Tirupur Town within the jurisdiction of this Hon’ble Court. </w:t>
-      </w:r>
-    </w:p>
-    <w:p>
-      <w:pPr>
-        <w:pStyle w:val="ListParagraph"/>
-        <w:spacing w:after="0" w:line="360" w:lineRule="auto"/>
-        <w:ind w:left="0"/>
-        <w:jc w:val="both"/>
-        <w:rPr>
-          <w:rFonts w:ascii="Arial" w:hAnsi="Arial" w:cs="Arial"/>
-          <w:sz w:val="12"/>
-          <w:szCs w:val="12"/>
-        </w:rPr>
-      </w:pPr>
     </w:p>
     <w:p>
       <w:pPr>
@@ -9378,35 +8861,7 @@
           <w:rFonts w:ascii="Arial" w:hAnsi="Arial" w:cs="Arial"/>
           <w:szCs w:val="24"/>
         </w:rPr>
-        <w:t xml:space="preserve">                            Rs.</w:t>
-      </w:r>
-      <w:r>
-        <w:rPr>
-          <w:rFonts w:ascii="Arial" w:hAnsi="Arial" w:cs="Arial"/>
-          <w:szCs w:val="24"/>
-        </w:rPr>
-        <w:t>9,</w:t>
-      </w:r>
-      <w:r>
-        <w:rPr>
-          <w:rFonts w:ascii="Arial" w:hAnsi="Arial" w:cs="Arial"/>
-          <w:szCs w:val="24"/>
-        </w:rPr>
-        <w:t>43</w:t>
-      </w:r>
-      <w:r>
-        <w:rPr>
-          <w:rFonts w:ascii="Arial" w:hAnsi="Arial" w:cs="Arial"/>
-          <w:szCs w:val="24"/>
-        </w:rPr>
-        <w:t>,</w:t>
-      </w:r>
-      <w:r>
-        <w:rPr>
-          <w:rFonts w:ascii="Arial" w:hAnsi="Arial" w:cs="Arial"/>
-          <w:szCs w:val="24"/>
-        </w:rPr>
-        <w:t>404</w:t>
+        <w:t xml:space="preserve">                            Rs.10,06,967.12</w:t>
       </w:r>
       <w:r>
         <w:rPr>
@@ -9430,6 +8885,15 @@
         <w:tab/>
         <w:t xml:space="preserve"> /- paid under Section 22 of The Tamil Nadu Court fee and Suit Valuation Act. </w:t>
       </w:r>
+    </w:p>
+    <w:p>
+      <w:pPr>
+        <w:jc w:val="both"/>
+        <w:rPr>
+          <w:rFonts w:ascii="Arial" w:hAnsi="Arial" w:cs="Arial"/>
+          <w:szCs w:val="24"/>
+        </w:rPr>
+      </w:pPr>
     </w:p>
     <w:p>
       <w:pPr>
@@ -9444,7 +8908,6 @@
         <w:rPr>
           <w:b/>
         </w:rPr>
-        <w:lastRenderedPageBreak/>
         <w:t>DETAILS OF VALUATION</w:t>
       </w:r>
     </w:p>
@@ -9552,19 +9015,7 @@
         <w:rPr>
           <w:u w:val="none"/>
         </w:rPr>
-        <w:t>6,96,711.</w:t>
-      </w:r>
-      <w:r>
-        <w:rPr>
-          <w:u w:val="none"/>
-        </w:rPr>
-        <w:t>1</w:t>
-      </w:r>
-      <w:r>
-        <w:rPr>
-          <w:u w:val="none"/>
-        </w:rPr>
-        <w:t>5/-</w:t>
+        <w:t>6,96,711.15/-</w:t>
       </w:r>
     </w:p>
     <w:p>
@@ -9598,13 +9049,7 @@
         <w:rPr>
           <w:u w:val="none"/>
         </w:rPr>
-        <w:t>6,96,711.1</w:t>
-      </w:r>
-      <w:r>
-        <w:rPr>
-          <w:u w:val="none"/>
-        </w:rPr>
-        <w:t>5</w:t>
+        <w:t>6,96,711.15</w:t>
       </w:r>
     </w:p>
     <w:p>
@@ -9621,6 +9066,7 @@
         <w:rPr>
           <w:u w:val="none"/>
         </w:rPr>
+        <w:lastRenderedPageBreak/>
         <w:t xml:space="preserve">at 12% per annum from </w:t>
       </w:r>
       <w:r>
@@ -9651,37 +9097,37 @@
         <w:rPr>
           <w:u w:val="none"/>
         </w:rPr>
-        <w:t xml:space="preserve"> </w:t>
+        <w:t xml:space="preserve"> 24</w:t>
       </w:r>
       <w:r>
         <w:rPr>
           <w:u w:val="none"/>
         </w:rPr>
-        <w:t>15</w:t>
+        <w:t>.</w:t>
       </w:r>
       <w:r>
         <w:rPr>
           <w:u w:val="none"/>
         </w:rPr>
-        <w:t>.</w:t>
+        <w:t>11</w:t>
       </w:r>
       <w:r>
         <w:rPr>
           <w:u w:val="none"/>
         </w:rPr>
-        <w:t>1</w:t>
+        <w:t>.2024</w:t>
       </w:r>
       <w:r>
         <w:rPr>
           <w:u w:val="none"/>
         </w:rPr>
-        <w:t>2</w:t>
+        <w:tab/>
       </w:r>
       <w:r>
         <w:rPr>
           <w:u w:val="none"/>
         </w:rPr>
-        <w:t>.2024</w:t>
+        <w:tab/>
       </w:r>
       <w:r>
         <w:rPr>
@@ -9700,46 +9146,25 @@
           <w:u w:val="none"/>
         </w:rPr>
         <w:tab/>
+        <w:t>:  Rs.</w:t>
       </w:r>
       <w:r>
         <w:rPr>
           <w:u w:val="none"/>
         </w:rPr>
-        <w:tab/>
-      </w:r>
-      <w:r>
-        <w:rPr>
+        <w:t xml:space="preserve">2,41,883/- </w:t>
+      </w:r>
+      <w:r>
+        <w:rPr>
+          <w:strike/>
+          <w:highlight w:val="yellow"/>
           <w:u w:val="none"/>
         </w:rPr>
-        <w:tab/>
-        <w:t xml:space="preserve">:  </w:t>
-      </w:r>
-      <w:r>
-        <w:rPr>
-          <w:u w:val="none"/>
-        </w:rPr>
-        <w:t>Rs.2,4</w:t>
-      </w:r>
-      <w:r>
-        <w:rPr>
-          <w:u w:val="none"/>
-        </w:rPr>
-        <w:t>6</w:t>
-      </w:r>
-      <w:r>
-        <w:rPr>
-          <w:u w:val="none"/>
-        </w:rPr>
-        <w:t>,</w:t>
-      </w:r>
-      <w:r>
-        <w:rPr>
-          <w:u w:val="none"/>
-        </w:rPr>
-        <w:t>693</w:t>
-      </w:r>
-      <w:r>
-        <w:rPr>
+        <w:t>3,10,255.97</w:t>
+      </w:r>
+      <w:r>
+        <w:rPr>
+          <w:strike/>
           <w:u w:val="none"/>
         </w:rPr>
         <w:t>/-</w:t>
@@ -9929,25 +9354,33 @@
         <w:rPr>
           <w:u w:val="none"/>
         </w:rPr>
-        <w:t>9,</w:t>
+        <w:t xml:space="preserve"> </w:t>
       </w:r>
       <w:r>
         <w:rPr>
           <w:u w:val="none"/>
         </w:rPr>
-        <w:t>43</w:t>
+        <w:t>9,38,594</w:t>
       </w:r>
       <w:r>
         <w:rPr>
           <w:u w:val="none"/>
         </w:rPr>
-        <w:t>,</w:t>
+        <w:t xml:space="preserve">/- </w:t>
       </w:r>
       <w:r>
         <w:rPr>
           <w:u w:val="none"/>
         </w:rPr>
-        <w:t>404</w:t>
+        <w:t xml:space="preserve"> </w:t>
+      </w:r>
+      <w:r>
+        <w:rPr>
+          <w:strike/>
+          <w:highlight w:val="yellow"/>
+          <w:u w:val="none"/>
+        </w:rPr>
+        <w:t>10,06,967.12</w:t>
       </w:r>
       <w:r>
         <w:rPr>
@@ -10044,61 +9477,19 @@
         <w:rPr>
           <w:u w:val="none"/>
         </w:rPr>
-        <w:t xml:space="preserve">by directing the defendant to pay a sum of </w:t>
+        <w:t>by directing the defendant to pay a sum of Rs.</w:t>
       </w:r>
       <w:r>
         <w:rPr>
           <w:u w:val="none"/>
         </w:rPr>
-        <w:t>Rs.</w:t>
+        <w:t>10,06,967.12</w:t>
       </w:r>
       <w:r>
         <w:rPr>
           <w:u w:val="none"/>
         </w:rPr>
-        <w:t>9,43,404</w:t>
-      </w:r>
-      <w:r>
-        <w:rPr>
-          <w:u w:val="none"/>
-        </w:rPr>
-        <w:t>/-</w:t>
-      </w:r>
-      <w:r>
-        <w:rPr>
-          <w:u w:val="none"/>
-        </w:rPr>
-        <w:t xml:space="preserve"> together with interest at </w:t>
-      </w:r>
-      <w:r>
-        <w:rPr>
-          <w:u w:val="none"/>
-        </w:rPr>
-        <w:t>12</w:t>
-      </w:r>
-      <w:r>
-        <w:rPr>
-          <w:u w:val="none"/>
-        </w:rPr>
-        <w:t>%</w:t>
-      </w:r>
-      <w:r>
-        <w:rPr>
-          <w:u w:val="none"/>
-        </w:rPr>
-        <w:t xml:space="preserve"> per annum</w:t>
-      </w:r>
-      <w:r>
-        <w:rPr>
-          <w:u w:val="none"/>
-        </w:rPr>
-        <w:t xml:space="preserve"> for Rs.6,96,711.1</w:t>
-      </w:r>
-      <w:r>
-        <w:rPr>
-          <w:u w:val="none"/>
-        </w:rPr>
-        <w:t>5/- from the date of suit till date of realization;</w:t>
+        <w:t>/- together with interest at 18% per annum for Rs.6,96,711.15/- from the date of suit till date of realization;</w:t>
       </w:r>
     </w:p>
     <w:p>
@@ -10235,6 +9626,17 @@
     <w:p>
       <w:pPr>
         <w:pStyle w:val="BodyText"/>
+        <w:ind w:right="86"/>
+        <w:rPr>
+          <w:rFonts w:ascii="Arial" w:hAnsi="Arial" w:cs="Arial"/>
+          <w:sz w:val="24"/>
+          <w:szCs w:val="24"/>
+        </w:rPr>
+      </w:pPr>
+    </w:p>
+    <w:p>
+      <w:pPr>
+        <w:pStyle w:val="BodyText"/>
         <w:spacing w:line="360" w:lineRule="auto"/>
         <w:ind w:right="86"/>
         <w:rPr>
@@ -10275,18 +9677,8 @@
           <w:szCs w:val="24"/>
         </w:rPr>
         <w:tab/>
-        <w:t xml:space="preserve">       </w:t>
-      </w:r>
-      <w:proofErr w:type="spellStart"/>
-      <w:r>
-        <w:rPr>
-          <w:rFonts w:ascii="Arial" w:hAnsi="Arial" w:cs="Arial"/>
-          <w:sz w:val="24"/>
-          <w:szCs w:val="24"/>
-        </w:rPr>
-        <w:t>PLAINTIFF</w:t>
-      </w:r>
-      <w:proofErr w:type="spellEnd"/>
+        <w:t xml:space="preserve">       PLAINTIFF</w:t>
+      </w:r>
     </w:p>
     <w:p>
       <w:pPr>
@@ -10342,75 +9734,31 @@
           <w:szCs w:val="24"/>
         </w:rPr>
         <w:tab/>
-      </w:r>
-      <w:r>
+        <w:t xml:space="preserve">I, the plaintiff above named do hereby declare that the facts stated above are true and correct to the best of my knowledge and I signed the same at Coimbatore on                     </w:t>
+      </w:r>
+    </w:p>
+    <w:p>
+      <w:pPr>
+        <w:pStyle w:val="BodyText"/>
+        <w:spacing w:line="360" w:lineRule="auto"/>
+        <w:ind w:right="90"/>
         <w:rPr>
           <w:rFonts w:ascii="Arial" w:hAnsi="Arial" w:cs="Arial"/>
           <w:b w:val="0"/>
           <w:sz w:val="24"/>
           <w:szCs w:val="24"/>
         </w:rPr>
-        <w:t xml:space="preserve">I, </w:t>
-      </w:r>
-      <w:proofErr w:type="spellStart"/>
-      <w:r>
+      </w:pPr>
+    </w:p>
+    <w:p>
+      <w:pPr>
+        <w:pStyle w:val="BodyText"/>
+        <w:ind w:left="7200" w:right="90"/>
         <w:rPr>
           <w:rFonts w:ascii="Arial" w:hAnsi="Arial" w:cs="Arial"/>
           <w:b w:val="0"/>
           <w:sz w:val="24"/>
           <w:szCs w:val="24"/>
-        </w:rPr>
-        <w:t>Mr.Chandrasekaran</w:t>
-      </w:r>
-      <w:proofErr w:type="spellEnd"/>
-      <w:r>
-        <w:rPr>
-          <w:rFonts w:ascii="Arial" w:hAnsi="Arial" w:cs="Arial"/>
-          <w:b w:val="0"/>
-          <w:sz w:val="24"/>
-          <w:szCs w:val="24"/>
-        </w:rPr>
-        <w:t xml:space="preserve">, Partner of Plaintiff firm above named </w:t>
-      </w:r>
-      <w:r>
-        <w:rPr>
-          <w:rFonts w:ascii="Arial" w:hAnsi="Arial" w:cs="Arial"/>
-          <w:b w:val="0"/>
-          <w:sz w:val="24"/>
-          <w:szCs w:val="24"/>
-        </w:rPr>
-        <w:t xml:space="preserve">do hereby declare that the facts stated above are true and correct to the best of my knowledge and I signed the same at </w:t>
-      </w:r>
-      <w:proofErr w:type="spellStart"/>
-      <w:r>
-        <w:rPr>
-          <w:rFonts w:ascii="Arial" w:hAnsi="Arial" w:cs="Arial"/>
-          <w:b w:val="0"/>
-          <w:sz w:val="24"/>
-          <w:szCs w:val="24"/>
-        </w:rPr>
-        <w:t>Tiruppur</w:t>
-      </w:r>
-      <w:proofErr w:type="spellEnd"/>
-      <w:r>
-        <w:rPr>
-          <w:rFonts w:ascii="Arial" w:hAnsi="Arial" w:cs="Arial"/>
-          <w:b w:val="0"/>
-          <w:sz w:val="24"/>
-          <w:szCs w:val="24"/>
-        </w:rPr>
-        <w:t xml:space="preserve"> on                     </w:t>
-      </w:r>
-    </w:p>
-    <w:p>
-      <w:pPr>
-        <w:pStyle w:val="BodyText"/>
-        <w:ind w:left="7200" w:right="90"/>
-        <w:rPr>
-          <w:rFonts w:ascii="Arial" w:hAnsi="Arial" w:cs="Arial"/>
-          <w:b w:val="0"/>
-          <w:sz w:val="44"/>
-          <w:szCs w:val="36"/>
         </w:rPr>
       </w:pPr>
     </w:p>
@@ -10421,7 +9769,7 @@
         <w:jc w:val="right"/>
         <w:rPr>
           <w:rFonts w:ascii="Arial" w:hAnsi="Arial" w:cs="Arial"/>
-          <w:b w:val="0"/>
+          <w:sz w:val="24"/>
           <w:szCs w:val="24"/>
         </w:rPr>
       </w:pPr>
@@ -10442,6 +9790,15 @@
         </w:rPr>
         <w:t>PLAINTIFF</w:t>
       </w:r>
+    </w:p>
+    <w:p>
+      <w:pPr>
+        <w:rPr>
+          <w:rFonts w:ascii="Arial" w:hAnsi="Arial" w:cs="Arial"/>
+          <w:b/>
+          <w:szCs w:val="24"/>
+        </w:rPr>
+      </w:pPr>
       <w:r>
         <w:rPr>
           <w:rFonts w:ascii="Arial" w:hAnsi="Arial" w:cs="Arial"/>
@@ -10449,6 +9806,18 @@
         </w:rPr>
         <w:br w:type="page"/>
       </w:r>
+    </w:p>
+    <w:p>
+      <w:pPr>
+        <w:pStyle w:val="BodyText"/>
+        <w:ind w:right="90"/>
+        <w:jc w:val="right"/>
+        <w:rPr>
+          <w:rFonts w:ascii="Arial" w:hAnsi="Arial" w:cs="Arial"/>
+          <w:sz w:val="24"/>
+          <w:szCs w:val="24"/>
+        </w:rPr>
+      </w:pPr>
     </w:p>
     <w:p>
       <w:pPr>
@@ -10469,38 +9838,8 @@
           <w:szCs w:val="24"/>
           <w:u w:val="single"/>
         </w:rPr>
-        <w:lastRenderedPageBreak/>
-        <w:t xml:space="preserve">LIST OF </w:t>
-      </w:r>
-      <w:proofErr w:type="gramStart"/>
-      <w:r>
-        <w:rPr>
-          <w:rFonts w:ascii="Arial" w:hAnsi="Arial" w:cs="Arial"/>
-          <w:b/>
-          <w:szCs w:val="24"/>
-          <w:u w:val="single"/>
-        </w:rPr>
-        <w:t>DOCUMENTS</w:t>
-      </w:r>
-      <w:r>
-        <w:rPr>
-          <w:rFonts w:ascii="Arial" w:hAnsi="Arial" w:cs="Arial"/>
-          <w:b/>
-          <w:szCs w:val="24"/>
-          <w:u w:val="single"/>
-        </w:rPr>
-        <w:t xml:space="preserve"> </w:t>
-      </w:r>
-      <w:r>
-        <w:rPr>
-          <w:rFonts w:ascii="Arial" w:hAnsi="Arial" w:cs="Arial"/>
-          <w:b/>
-          <w:szCs w:val="24"/>
-          <w:u w:val="single"/>
-        </w:rPr>
-        <w:t>:</w:t>
-      </w:r>
-      <w:proofErr w:type="gramEnd"/>
+        <w:t>LIST OF DOCUMENTS:</w:t>
+      </w:r>
     </w:p>
     <w:p>
       <w:pPr>
@@ -10509,8 +9848,7 @@
         <w:rPr>
           <w:rFonts w:ascii="Arial" w:hAnsi="Arial" w:cs="Arial"/>
           <w:b/>
-          <w:sz w:val="10"/>
-          <w:szCs w:val="10"/>
+          <w:szCs w:val="24"/>
           <w:u w:val="single"/>
         </w:rPr>
       </w:pPr>
@@ -10522,15 +9860,14 @@
         <w:tblLook w:val="04A0" w:firstRow="1" w:lastRow="0" w:firstColumn="1" w:lastColumn="0" w:noHBand="0" w:noVBand="1"/>
       </w:tblPr>
       <w:tblGrid>
-        <w:gridCol w:w="874"/>
-        <w:gridCol w:w="1786"/>
-        <w:gridCol w:w="5134"/>
-        <w:gridCol w:w="1449"/>
+        <w:gridCol w:w="897"/>
+        <w:gridCol w:w="4961"/>
+        <w:gridCol w:w="1763"/>
       </w:tblGrid>
       <w:tr>
         <w:tc>
           <w:tcPr>
-            <w:tcW w:w="874" w:type="dxa"/>
+            <w:tcW w:w="897" w:type="dxa"/>
           </w:tcPr>
           <w:p>
             <w:pPr>
@@ -10542,94 +9879,60 @@
                 <w:bCs/>
               </w:rPr>
             </w:pPr>
-            <w:proofErr w:type="spellStart"/>
             <w:r>
               <w:rPr>
                 <w:rFonts w:ascii="Arial" w:hAnsi="Arial" w:cs="Arial"/>
                 <w:b/>
                 <w:bCs/>
               </w:rPr>
-              <w:t>Sl.No</w:t>
-            </w:r>
-            <w:proofErr w:type="spellEnd"/>
-            <w:r>
+              <w:t>Sl.No.</w:t>
+            </w:r>
+          </w:p>
+        </w:tc>
+        <w:tc>
+          <w:tcPr>
+            <w:tcW w:w="4961" w:type="dxa"/>
+          </w:tcPr>
+          <w:p>
+            <w:pPr>
+              <w:spacing w:line="276" w:lineRule="auto"/>
+              <w:jc w:val="center"/>
               <w:rPr>
                 <w:rFonts w:ascii="Arial" w:hAnsi="Arial" w:cs="Arial"/>
                 <w:b/>
                 <w:bCs/>
               </w:rPr>
-              <w:t>.</w:t>
-            </w:r>
-          </w:p>
-        </w:tc>
-        <w:tc>
-          <w:tcPr>
-            <w:tcW w:w="1786" w:type="dxa"/>
-          </w:tcPr>
-          <w:p>
-            <w:pPr>
-              <w:spacing w:line="276" w:lineRule="auto"/>
-              <w:jc w:val="center"/>
+            </w:pPr>
+            <w:r>
               <w:rPr>
                 <w:rFonts w:ascii="Arial" w:hAnsi="Arial" w:cs="Arial"/>
                 <w:b/>
                 <w:bCs/>
               </w:rPr>
-            </w:pPr>
-            <w:r>
+              <w:t>Name of Document</w:t>
+            </w:r>
+          </w:p>
+        </w:tc>
+        <w:tc>
+          <w:tcPr>
+            <w:tcW w:w="1763" w:type="dxa"/>
+          </w:tcPr>
+          <w:p>
+            <w:pPr>
+              <w:spacing w:line="360" w:lineRule="auto"/>
+              <w:jc w:val="center"/>
               <w:rPr>
                 <w:rFonts w:ascii="Arial" w:hAnsi="Arial" w:cs="Arial"/>
                 <w:b/>
                 <w:bCs/>
               </w:rPr>
-              <w:t>Date</w:t>
-            </w:r>
-          </w:p>
-        </w:tc>
-        <w:tc>
-          <w:tcPr>
-            <w:tcW w:w="5134" w:type="dxa"/>
-          </w:tcPr>
-          <w:p>
-            <w:pPr>
-              <w:spacing w:line="276" w:lineRule="auto"/>
-              <w:jc w:val="center"/>
+            </w:pPr>
+            <w:r>
               <w:rPr>
                 <w:rFonts w:ascii="Arial" w:hAnsi="Arial" w:cs="Arial"/>
                 <w:b/>
                 <w:bCs/>
               </w:rPr>
-            </w:pPr>
-            <w:r>
-              <w:rPr>
-                <w:rFonts w:ascii="Arial" w:hAnsi="Arial" w:cs="Arial"/>
-                <w:b/>
-                <w:bCs/>
-              </w:rPr>
-              <w:t>Name of Document</w:t>
-            </w:r>
-          </w:p>
-        </w:tc>
-        <w:tc>
-          <w:tcPr>
-            <w:tcW w:w="1449" w:type="dxa"/>
-          </w:tcPr>
-          <w:p>
-            <w:pPr>
-              <w:spacing w:line="360" w:lineRule="auto"/>
-              <w:jc w:val="center"/>
-              <w:rPr>
-                <w:rFonts w:ascii="Arial" w:hAnsi="Arial" w:cs="Arial"/>
-                <w:b/>
-                <w:bCs/>
-              </w:rPr>
-            </w:pPr>
-            <w:r>
-              <w:rPr>
-                <w:rFonts w:ascii="Arial" w:hAnsi="Arial" w:cs="Arial"/>
-                <w:b/>
-                <w:bCs/>
-              </w:rPr>
               <w:t>Nature</w:t>
             </w:r>
           </w:p>
@@ -10638,7 +9941,7 @@
       <w:tr>
         <w:tc>
           <w:tcPr>
-            <w:tcW w:w="874" w:type="dxa"/>
+            <w:tcW w:w="897" w:type="dxa"/>
             <w:vAlign w:val="center"/>
           </w:tcPr>
           <w:p>
@@ -10661,64 +9964,13 @@
         </w:tc>
         <w:tc>
           <w:tcPr>
-            <w:tcW w:w="1786" w:type="dxa"/>
+            <w:tcW w:w="4961" w:type="dxa"/>
+            <w:vAlign w:val="center"/>
           </w:tcPr>
           <w:p>
             <w:pPr>
               <w:spacing w:line="276" w:lineRule="auto"/>
-              <w:ind w:left="98" w:right="183"/>
-              <w:jc w:val="center"/>
-              <w:rPr>
-                <w:rFonts w:ascii="Arial" w:hAnsi="Arial" w:cs="Arial"/>
-                <w:szCs w:val="24"/>
-              </w:rPr>
-            </w:pPr>
-            <w:r>
-              <w:rPr>
-                <w:rFonts w:ascii="Arial" w:hAnsi="Arial" w:cs="Arial"/>
-                <w:szCs w:val="24"/>
-              </w:rPr>
-              <w:t xml:space="preserve">08.12.2021 </w:t>
-            </w:r>
-            <w:r>
-              <w:rPr>
-                <w:rFonts w:ascii="Arial" w:hAnsi="Arial" w:cs="Arial"/>
-                <w:szCs w:val="24"/>
-              </w:rPr>
-              <w:br/>
-            </w:r>
-            <w:r>
-              <w:rPr>
-                <w:rFonts w:ascii="Arial" w:hAnsi="Arial" w:cs="Arial"/>
-                <w:szCs w:val="24"/>
-              </w:rPr>
-              <w:t>to</w:t>
-            </w:r>
-            <w:r>
-              <w:rPr>
-                <w:rFonts w:ascii="Arial" w:hAnsi="Arial" w:cs="Arial"/>
-                <w:szCs w:val="24"/>
-              </w:rPr>
-              <w:br/>
-            </w:r>
-            <w:r>
-              <w:rPr>
-                <w:rFonts w:ascii="Arial" w:hAnsi="Arial" w:cs="Arial"/>
-                <w:szCs w:val="24"/>
-              </w:rPr>
-              <w:t>03.01.2022</w:t>
-            </w:r>
-          </w:p>
-        </w:tc>
-        <w:tc>
-          <w:tcPr>
-            <w:tcW w:w="5134" w:type="dxa"/>
-            <w:vAlign w:val="center"/>
-          </w:tcPr>
-          <w:p>
-            <w:pPr>
-              <w:spacing w:line="276" w:lineRule="auto"/>
-              <w:ind w:left="98"/>
+              <w:jc w:val="center"/>
               <w:rPr>
                 <w:rFonts w:ascii="Arial" w:hAnsi="Arial" w:cs="Arial"/>
                 <w:bCs/>
@@ -10735,7 +9987,7 @@
         </w:tc>
         <w:tc>
           <w:tcPr>
-            <w:tcW w:w="1449" w:type="dxa"/>
+            <w:tcW w:w="1763" w:type="dxa"/>
             <w:vAlign w:val="center"/>
           </w:tcPr>
           <w:p>
@@ -10760,7 +10012,7 @@
       <w:tr>
         <w:tc>
           <w:tcPr>
-            <w:tcW w:w="874" w:type="dxa"/>
+            <w:tcW w:w="897" w:type="dxa"/>
             <w:vAlign w:val="center"/>
           </w:tcPr>
           <w:p>
@@ -10783,13 +10035,14 @@
         </w:tc>
         <w:tc>
           <w:tcPr>
-            <w:tcW w:w="1786" w:type="dxa"/>
+            <w:tcW w:w="4961" w:type="dxa"/>
+            <w:vAlign w:val="center"/>
           </w:tcPr>
           <w:p>
             <w:pPr>
               <w:pStyle w:val="BodyText3"/>
-              <w:spacing w:line="276" w:lineRule="auto"/>
-              <w:ind w:left="98" w:right="183"/>
+              <w:spacing w:line="360" w:lineRule="auto"/>
+              <w:ind w:right="0"/>
               <w:jc w:val="center"/>
               <w:rPr>
                 <w:rFonts w:ascii="Arial" w:hAnsi="Arial" w:cs="Arial"/>
@@ -10803,58 +10056,13 @@
                 <w:b w:val="0"/>
                 <w:szCs w:val="24"/>
               </w:rPr>
-              <w:t>02.12.2021</w:t>
-            </w:r>
-            <w:r>
-              <w:rPr>
-                <w:rFonts w:ascii="Arial" w:hAnsi="Arial" w:cs="Arial"/>
-                <w:b w:val="0"/>
-                <w:szCs w:val="24"/>
-              </w:rPr>
-              <w:br/>
-              <w:t>to</w:t>
-            </w:r>
-            <w:r>
-              <w:rPr>
-                <w:rFonts w:ascii="Arial" w:hAnsi="Arial" w:cs="Arial"/>
-                <w:b w:val="0"/>
-                <w:szCs w:val="24"/>
-              </w:rPr>
-              <w:br/>
-              <w:t>22.12.2021</w:t>
-            </w:r>
-          </w:p>
-        </w:tc>
-        <w:tc>
-          <w:tcPr>
-            <w:tcW w:w="5134" w:type="dxa"/>
-            <w:vAlign w:val="center"/>
-          </w:tcPr>
-          <w:p>
-            <w:pPr>
-              <w:pStyle w:val="BodyText3"/>
-              <w:spacing w:line="360" w:lineRule="auto"/>
-              <w:ind w:left="98" w:right="0"/>
-              <w:jc w:val="left"/>
-              <w:rPr>
-                <w:rFonts w:ascii="Arial" w:hAnsi="Arial" w:cs="Arial"/>
-                <w:b w:val="0"/>
-                <w:szCs w:val="24"/>
-              </w:rPr>
-            </w:pPr>
-            <w:r>
-              <w:rPr>
-                <w:rFonts w:ascii="Arial" w:hAnsi="Arial" w:cs="Arial"/>
-                <w:b w:val="0"/>
-                <w:szCs w:val="24"/>
-              </w:rPr>
               <w:t>Purchase Orders</w:t>
             </w:r>
           </w:p>
         </w:tc>
         <w:tc>
           <w:tcPr>
-            <w:tcW w:w="1449" w:type="dxa"/>
+            <w:tcW w:w="1763" w:type="dxa"/>
             <w:vAlign w:val="center"/>
           </w:tcPr>
           <w:p>
@@ -10879,7 +10087,7 @@
       <w:tr>
         <w:tc>
           <w:tcPr>
-            <w:tcW w:w="874" w:type="dxa"/>
+            <w:tcW w:w="897" w:type="dxa"/>
             <w:vAlign w:val="center"/>
           </w:tcPr>
           <w:p>
@@ -10902,13 +10110,14 @@
         </w:tc>
         <w:tc>
           <w:tcPr>
-            <w:tcW w:w="1786" w:type="dxa"/>
+            <w:tcW w:w="4961" w:type="dxa"/>
+            <w:vAlign w:val="center"/>
           </w:tcPr>
           <w:p>
             <w:pPr>
               <w:pStyle w:val="BodyText3"/>
               <w:spacing w:line="360" w:lineRule="auto"/>
-              <w:ind w:left="98" w:right="183"/>
+              <w:ind w:right="0"/>
               <w:jc w:val="center"/>
               <w:rPr>
                 <w:rFonts w:ascii="Arial" w:hAnsi="Arial" w:cs="Arial"/>
@@ -10922,58 +10131,13 @@
                 <w:b w:val="0"/>
                 <w:szCs w:val="24"/>
               </w:rPr>
-              <w:t>08.12.2021</w:t>
-            </w:r>
-            <w:r>
-              <w:rPr>
-                <w:rFonts w:ascii="Arial" w:hAnsi="Arial" w:cs="Arial"/>
-                <w:b w:val="0"/>
-                <w:szCs w:val="24"/>
-              </w:rPr>
-              <w:br/>
-              <w:t xml:space="preserve">to </w:t>
-            </w:r>
-            <w:r>
-              <w:rPr>
-                <w:rFonts w:ascii="Arial" w:hAnsi="Arial" w:cs="Arial"/>
-                <w:b w:val="0"/>
-                <w:szCs w:val="24"/>
-              </w:rPr>
-              <w:br/>
-              <w:t>03.01.2022</w:t>
-            </w:r>
-          </w:p>
-        </w:tc>
-        <w:tc>
-          <w:tcPr>
-            <w:tcW w:w="5134" w:type="dxa"/>
-            <w:vAlign w:val="center"/>
-          </w:tcPr>
-          <w:p>
-            <w:pPr>
-              <w:pStyle w:val="BodyText3"/>
-              <w:spacing w:line="360" w:lineRule="auto"/>
-              <w:ind w:left="98" w:right="0"/>
-              <w:jc w:val="left"/>
-              <w:rPr>
-                <w:rFonts w:ascii="Arial" w:hAnsi="Arial" w:cs="Arial"/>
-                <w:b w:val="0"/>
-                <w:szCs w:val="24"/>
-              </w:rPr>
-            </w:pPr>
-            <w:r>
-              <w:rPr>
-                <w:rFonts w:ascii="Arial" w:hAnsi="Arial" w:cs="Arial"/>
-                <w:b w:val="0"/>
-                <w:szCs w:val="24"/>
-              </w:rPr>
               <w:t>Invoices</w:t>
             </w:r>
           </w:p>
         </w:tc>
         <w:tc>
           <w:tcPr>
-            <w:tcW w:w="1449" w:type="dxa"/>
+            <w:tcW w:w="1763" w:type="dxa"/>
             <w:vAlign w:val="center"/>
           </w:tcPr>
           <w:p>
@@ -10998,7 +10162,7 @@
       <w:tr>
         <w:tc>
           <w:tcPr>
-            <w:tcW w:w="874" w:type="dxa"/>
+            <w:tcW w:w="897" w:type="dxa"/>
             <w:vAlign w:val="center"/>
           </w:tcPr>
           <w:p>
@@ -11021,52 +10185,34 @@
         </w:tc>
         <w:tc>
           <w:tcPr>
-            <w:tcW w:w="1786" w:type="dxa"/>
+            <w:tcW w:w="4961" w:type="dxa"/>
+            <w:vAlign w:val="center"/>
           </w:tcPr>
           <w:p>
             <w:pPr>
               <w:pStyle w:val="BodyText3"/>
               <w:spacing w:line="360" w:lineRule="auto"/>
-              <w:ind w:left="98" w:right="183"/>
-              <w:jc w:val="left"/>
+              <w:ind w:right="0"/>
+              <w:jc w:val="center"/>
               <w:rPr>
                 <w:rFonts w:ascii="Arial" w:hAnsi="Arial" w:cs="Arial"/>
                 <w:b w:val="0"/>
                 <w:szCs w:val="24"/>
               </w:rPr>
             </w:pPr>
-          </w:p>
-        </w:tc>
-        <w:tc>
-          <w:tcPr>
-            <w:tcW w:w="5134" w:type="dxa"/>
-            <w:vAlign w:val="center"/>
-          </w:tcPr>
-          <w:p>
-            <w:pPr>
-              <w:pStyle w:val="BodyText3"/>
-              <w:spacing w:line="360" w:lineRule="auto"/>
-              <w:ind w:left="98" w:right="0"/>
-              <w:jc w:val="left"/>
+            <w:r>
               <w:rPr>
                 <w:rFonts w:ascii="Arial" w:hAnsi="Arial" w:cs="Arial"/>
                 <w:b w:val="0"/>
                 <w:szCs w:val="24"/>
               </w:rPr>
-            </w:pPr>
-            <w:r>
-              <w:rPr>
-                <w:rFonts w:ascii="Arial" w:hAnsi="Arial" w:cs="Arial"/>
-                <w:b w:val="0"/>
-                <w:szCs w:val="24"/>
-              </w:rPr>
               <w:t>Delivery receipts</w:t>
             </w:r>
           </w:p>
         </w:tc>
         <w:tc>
           <w:tcPr>
-            <w:tcW w:w="1449" w:type="dxa"/>
+            <w:tcW w:w="1763" w:type="dxa"/>
             <w:vAlign w:val="center"/>
           </w:tcPr>
           <w:p>
@@ -11091,7 +10237,7 @@
       <w:tr>
         <w:tc>
           <w:tcPr>
-            <w:tcW w:w="874" w:type="dxa"/>
+            <w:tcW w:w="897" w:type="dxa"/>
             <w:vAlign w:val="center"/>
           </w:tcPr>
           <w:p>
@@ -11114,52 +10260,13 @@
         </w:tc>
         <w:tc>
           <w:tcPr>
-            <w:tcW w:w="1786" w:type="dxa"/>
+            <w:tcW w:w="4961" w:type="dxa"/>
+            <w:vAlign w:val="center"/>
           </w:tcPr>
           <w:p>
             <w:pPr>
               <w:spacing w:line="276" w:lineRule="auto"/>
-              <w:ind w:left="98" w:right="183"/>
-              <w:jc w:val="center"/>
-              <w:rPr>
-                <w:rFonts w:ascii="Arial" w:hAnsi="Arial" w:cs="Arial"/>
-                <w:szCs w:val="24"/>
-              </w:rPr>
-            </w:pPr>
-            <w:r>
-              <w:rPr>
-                <w:rFonts w:ascii="Arial" w:hAnsi="Arial" w:cs="Arial"/>
-                <w:szCs w:val="24"/>
-              </w:rPr>
-              <w:t>27.07.2021</w:t>
-            </w:r>
-            <w:r>
-              <w:rPr>
-                <w:rFonts w:ascii="Arial" w:hAnsi="Arial" w:cs="Arial"/>
-                <w:szCs w:val="24"/>
-              </w:rPr>
-              <w:br/>
-              <w:t xml:space="preserve">to </w:t>
-            </w:r>
-            <w:r>
-              <w:rPr>
-                <w:rFonts w:ascii="Arial" w:hAnsi="Arial" w:cs="Arial"/>
-                <w:szCs w:val="24"/>
-              </w:rPr>
-              <w:br/>
-              <w:t>25.06.2024</w:t>
-            </w:r>
-          </w:p>
-        </w:tc>
-        <w:tc>
-          <w:tcPr>
-            <w:tcW w:w="5134" w:type="dxa"/>
-            <w:vAlign w:val="center"/>
-          </w:tcPr>
-          <w:p>
-            <w:pPr>
-              <w:spacing w:line="276" w:lineRule="auto"/>
-              <w:ind w:left="98"/>
+              <w:jc w:val="center"/>
               <w:rPr>
                 <w:rFonts w:ascii="Arial" w:hAnsi="Arial" w:cs="Arial"/>
                 <w:bCs/>
@@ -11176,7 +10283,7 @@
         </w:tc>
         <w:tc>
           <w:tcPr>
-            <w:tcW w:w="1449" w:type="dxa"/>
+            <w:tcW w:w="1763" w:type="dxa"/>
             <w:vAlign w:val="center"/>
           </w:tcPr>
           <w:p>
@@ -11193,14 +10300,7 @@
                 <w:rFonts w:ascii="Arial" w:hAnsi="Arial" w:cs="Arial"/>
                 <w:szCs w:val="24"/>
               </w:rPr>
-              <w:t>Certified</w:t>
-            </w:r>
-            <w:r>
-              <w:rPr>
-                <w:rFonts w:ascii="Arial" w:hAnsi="Arial" w:cs="Arial"/>
-                <w:szCs w:val="24"/>
-              </w:rPr>
-              <w:t xml:space="preserve"> Copy</w:t>
+              <w:t>True Copy</w:t>
             </w:r>
           </w:p>
         </w:tc>
@@ -11208,522 +10308,11 @@
       <w:tr>
         <w:tc>
           <w:tcPr>
-            <w:tcW w:w="874" w:type="dxa"/>
-            <w:vAlign w:val="center"/>
-          </w:tcPr>
-          <w:p>
-            <w:pPr>
-              <w:spacing w:line="360" w:lineRule="auto"/>
-              <w:jc w:val="center"/>
-              <w:rPr>
-                <w:rFonts w:ascii="Arial" w:hAnsi="Arial" w:cs="Arial"/>
-                <w:bCs/>
-              </w:rPr>
-            </w:pPr>
-            <w:r>
-              <w:rPr>
-                <w:rFonts w:ascii="Arial" w:hAnsi="Arial" w:cs="Arial"/>
-                <w:bCs/>
-              </w:rPr>
-              <w:t>6.</w:t>
-            </w:r>
-          </w:p>
-        </w:tc>
-        <w:tc>
-          <w:tcPr>
-            <w:tcW w:w="1786" w:type="dxa"/>
-          </w:tcPr>
-          <w:p>
-            <w:pPr>
-              <w:spacing w:line="276" w:lineRule="auto"/>
-              <w:ind w:left="98" w:right="321"/>
-              <w:jc w:val="center"/>
-              <w:rPr>
-                <w:rFonts w:ascii="Arial" w:hAnsi="Arial" w:cs="Arial"/>
-                <w:szCs w:val="24"/>
-              </w:rPr>
-            </w:pPr>
-            <w:r>
-              <w:rPr>
-                <w:rFonts w:ascii="Arial" w:hAnsi="Arial" w:cs="Arial"/>
-                <w:szCs w:val="24"/>
-              </w:rPr>
-              <w:t>06.02.2024</w:t>
-            </w:r>
-          </w:p>
-        </w:tc>
-        <w:tc>
-          <w:tcPr>
-            <w:tcW w:w="5134" w:type="dxa"/>
-            <w:vAlign w:val="center"/>
-          </w:tcPr>
-          <w:p>
-            <w:pPr>
-              <w:spacing w:line="276" w:lineRule="auto"/>
-              <w:ind w:left="98"/>
-              <w:rPr>
-                <w:rFonts w:ascii="Arial" w:hAnsi="Arial" w:cs="Arial"/>
-                <w:szCs w:val="24"/>
-              </w:rPr>
-            </w:pPr>
-            <w:r>
-              <w:rPr>
-                <w:rFonts w:ascii="Arial" w:hAnsi="Arial" w:cs="Arial"/>
-                <w:szCs w:val="24"/>
-              </w:rPr>
-              <w:t xml:space="preserve">Legal Notice sent by </w:t>
-            </w:r>
-            <w:r>
-              <w:rPr>
-                <w:rFonts w:ascii="Arial" w:hAnsi="Arial" w:cs="Arial"/>
-                <w:szCs w:val="24"/>
-              </w:rPr>
-              <w:t>Plaintiff</w:t>
-            </w:r>
-          </w:p>
-        </w:tc>
-        <w:tc>
-          <w:tcPr>
-            <w:tcW w:w="1449" w:type="dxa"/>
-            <w:vAlign w:val="center"/>
-          </w:tcPr>
-          <w:p>
-            <w:pPr>
-              <w:spacing w:line="360" w:lineRule="auto"/>
-              <w:jc w:val="center"/>
-              <w:rPr>
-                <w:rFonts w:ascii="Arial" w:hAnsi="Arial" w:cs="Arial"/>
-                <w:szCs w:val="24"/>
-              </w:rPr>
-            </w:pPr>
-            <w:r>
-              <w:rPr>
-                <w:rFonts w:ascii="Arial" w:hAnsi="Arial" w:cs="Arial"/>
-                <w:szCs w:val="24"/>
-              </w:rPr>
-              <w:t>Office Copy</w:t>
-            </w:r>
-          </w:p>
-        </w:tc>
-      </w:tr>
-      <w:tr>
-        <w:tc>
-          <w:tcPr>
-            <w:tcW w:w="874" w:type="dxa"/>
-            <w:vAlign w:val="center"/>
-          </w:tcPr>
-          <w:p>
-            <w:pPr>
-              <w:spacing w:line="360" w:lineRule="auto"/>
-              <w:jc w:val="center"/>
-              <w:rPr>
-                <w:rFonts w:ascii="Arial" w:hAnsi="Arial" w:cs="Arial"/>
-                <w:bCs/>
-              </w:rPr>
-            </w:pPr>
-            <w:r>
-              <w:rPr>
-                <w:rFonts w:ascii="Arial" w:hAnsi="Arial" w:cs="Arial"/>
-                <w:bCs/>
-              </w:rPr>
-              <w:t>7.</w:t>
-            </w:r>
-          </w:p>
-        </w:tc>
-        <w:tc>
-          <w:tcPr>
-            <w:tcW w:w="1786" w:type="dxa"/>
-          </w:tcPr>
-          <w:p>
-            <w:pPr>
-              <w:spacing w:line="276" w:lineRule="auto"/>
-              <w:ind w:left="98"/>
-              <w:rPr>
-                <w:rFonts w:ascii="Arial" w:hAnsi="Arial" w:cs="Arial"/>
-                <w:szCs w:val="24"/>
-              </w:rPr>
-            </w:pPr>
-          </w:p>
-        </w:tc>
-        <w:tc>
-          <w:tcPr>
-            <w:tcW w:w="5134" w:type="dxa"/>
-            <w:vAlign w:val="center"/>
-          </w:tcPr>
-          <w:p>
-            <w:pPr>
-              <w:spacing w:line="276" w:lineRule="auto"/>
-              <w:ind w:left="98"/>
-              <w:rPr>
-                <w:rFonts w:ascii="Arial" w:hAnsi="Arial" w:cs="Arial"/>
-                <w:szCs w:val="24"/>
-              </w:rPr>
-            </w:pPr>
-            <w:r>
-              <w:rPr>
-                <w:rFonts w:ascii="Arial" w:hAnsi="Arial" w:cs="Arial"/>
-                <w:szCs w:val="24"/>
-              </w:rPr>
-              <w:t>Online Track Consignment</w:t>
-            </w:r>
-          </w:p>
-        </w:tc>
-        <w:tc>
-          <w:tcPr>
-            <w:tcW w:w="1449" w:type="dxa"/>
-          </w:tcPr>
-          <w:p>
-            <w:pPr>
-              <w:spacing w:line="360" w:lineRule="auto"/>
-              <w:jc w:val="center"/>
-              <w:rPr>
-                <w:rFonts w:ascii="Arial" w:hAnsi="Arial" w:cs="Arial"/>
-                <w:szCs w:val="24"/>
-              </w:rPr>
-            </w:pPr>
-            <w:r>
-              <w:rPr>
-                <w:rFonts w:ascii="Arial" w:hAnsi="Arial" w:cs="Arial"/>
-                <w:bCs/>
-              </w:rPr>
-              <w:t>Online Copy</w:t>
-            </w:r>
-          </w:p>
-        </w:tc>
-      </w:tr>
-      <w:tr>
-        <w:tc>
-          <w:tcPr>
-            <w:tcW w:w="874" w:type="dxa"/>
-            <w:vAlign w:val="center"/>
-          </w:tcPr>
-          <w:p>
-            <w:pPr>
-              <w:spacing w:line="360" w:lineRule="auto"/>
-              <w:jc w:val="center"/>
-              <w:rPr>
-                <w:rFonts w:ascii="Arial" w:hAnsi="Arial" w:cs="Arial"/>
-                <w:bCs/>
-              </w:rPr>
-            </w:pPr>
-            <w:r>
-              <w:rPr>
-                <w:rFonts w:ascii="Arial" w:hAnsi="Arial" w:cs="Arial"/>
-                <w:bCs/>
-              </w:rPr>
-              <w:t>8.</w:t>
-            </w:r>
-          </w:p>
-        </w:tc>
-        <w:tc>
-          <w:tcPr>
-            <w:tcW w:w="1786" w:type="dxa"/>
-          </w:tcPr>
-          <w:p>
-            <w:pPr>
-              <w:spacing w:line="276" w:lineRule="auto"/>
-              <w:ind w:left="98"/>
-              <w:rPr>
-                <w:rFonts w:ascii="Arial" w:hAnsi="Arial" w:cs="Arial"/>
-                <w:szCs w:val="24"/>
-              </w:rPr>
-            </w:pPr>
-            <w:r>
-              <w:rPr>
-                <w:rFonts w:ascii="Arial" w:hAnsi="Arial" w:cs="Arial"/>
-                <w:szCs w:val="24"/>
-              </w:rPr>
-              <w:t>04.09.2024</w:t>
-            </w:r>
-          </w:p>
-        </w:tc>
-        <w:tc>
-          <w:tcPr>
-            <w:tcW w:w="5134" w:type="dxa"/>
-            <w:vAlign w:val="center"/>
-          </w:tcPr>
-          <w:p>
-            <w:pPr>
-              <w:spacing w:line="276" w:lineRule="auto"/>
-              <w:ind w:left="98"/>
-              <w:rPr>
-                <w:rFonts w:ascii="Arial" w:hAnsi="Arial" w:cs="Arial"/>
-                <w:szCs w:val="24"/>
-              </w:rPr>
-            </w:pPr>
-            <w:r>
-              <w:rPr>
-                <w:rFonts w:ascii="Arial" w:hAnsi="Arial" w:cs="Arial"/>
-                <w:szCs w:val="24"/>
-              </w:rPr>
-              <w:t>Pre-Institution Mediation Non-Starter Report</w:t>
-            </w:r>
-          </w:p>
-        </w:tc>
-        <w:tc>
-          <w:tcPr>
-            <w:tcW w:w="1449" w:type="dxa"/>
-            <w:vAlign w:val="center"/>
-          </w:tcPr>
-          <w:p>
-            <w:pPr>
-              <w:spacing w:line="360" w:lineRule="auto"/>
-              <w:jc w:val="center"/>
-              <w:rPr>
-                <w:rFonts w:ascii="Arial" w:hAnsi="Arial" w:cs="Arial"/>
-                <w:szCs w:val="24"/>
-              </w:rPr>
-            </w:pPr>
-            <w:r>
-              <w:rPr>
-                <w:rFonts w:ascii="Arial" w:hAnsi="Arial" w:cs="Arial"/>
-                <w:szCs w:val="24"/>
-              </w:rPr>
-              <w:t>Original</w:t>
-            </w:r>
-          </w:p>
-        </w:tc>
-      </w:tr>
-      <w:tr>
-        <w:tc>
-          <w:tcPr>
-            <w:tcW w:w="874" w:type="dxa"/>
-          </w:tcPr>
-          <w:p>
-            <w:pPr>
-              <w:spacing w:line="360" w:lineRule="auto"/>
-              <w:jc w:val="center"/>
-              <w:rPr>
-                <w:rFonts w:ascii="Arial" w:hAnsi="Arial" w:cs="Arial"/>
-                <w:bCs/>
-              </w:rPr>
-            </w:pPr>
-            <w:r>
-              <w:rPr>
-                <w:rFonts w:ascii="Arial" w:hAnsi="Arial" w:cs="Arial"/>
-                <w:bCs/>
-              </w:rPr>
-              <w:t>9</w:t>
-            </w:r>
-            <w:r>
-              <w:rPr>
-                <w:rFonts w:ascii="Arial" w:hAnsi="Arial" w:cs="Arial"/>
-                <w:bCs/>
-              </w:rPr>
-              <w:t>.</w:t>
-            </w:r>
-          </w:p>
-        </w:tc>
-        <w:tc>
-          <w:tcPr>
-            <w:tcW w:w="1786" w:type="dxa"/>
-          </w:tcPr>
-          <w:p>
-            <w:pPr>
-              <w:spacing w:line="360" w:lineRule="auto"/>
-              <w:ind w:left="98"/>
-              <w:jc w:val="both"/>
-              <w:rPr>
-                <w:rFonts w:ascii="Arial" w:hAnsi="Arial" w:cs="Arial"/>
-                <w:szCs w:val="24"/>
-              </w:rPr>
-            </w:pPr>
-            <w:r>
-              <w:rPr>
-                <w:rFonts w:ascii="Arial" w:hAnsi="Arial" w:cs="Arial"/>
-                <w:szCs w:val="24"/>
-              </w:rPr>
-              <w:t>14.12.2020</w:t>
-            </w:r>
-          </w:p>
-        </w:tc>
-        <w:tc>
-          <w:tcPr>
-            <w:tcW w:w="5134" w:type="dxa"/>
-          </w:tcPr>
-          <w:p>
-            <w:pPr>
-              <w:spacing w:line="360" w:lineRule="auto"/>
-              <w:ind w:left="98"/>
-              <w:jc w:val="both"/>
-              <w:rPr>
-                <w:rFonts w:ascii="Arial" w:hAnsi="Arial" w:cs="Arial"/>
-                <w:szCs w:val="24"/>
-                <w:highlight w:val="yellow"/>
-              </w:rPr>
-            </w:pPr>
-            <w:r>
-              <w:rPr>
-                <w:rFonts w:ascii="Arial" w:hAnsi="Arial" w:cs="Arial"/>
-                <w:szCs w:val="24"/>
-              </w:rPr>
-              <w:t>Partnership Agreement of Plaintiff Firm</w:t>
-            </w:r>
-          </w:p>
-        </w:tc>
-        <w:tc>
-          <w:tcPr>
-            <w:tcW w:w="1449" w:type="dxa"/>
-          </w:tcPr>
-          <w:p>
-            <w:pPr>
-              <w:spacing w:line="360" w:lineRule="auto"/>
-              <w:jc w:val="center"/>
-              <w:rPr>
-                <w:rFonts w:ascii="Arial" w:hAnsi="Arial" w:cs="Arial"/>
-                <w:bCs/>
-                <w:highlight w:val="yellow"/>
-              </w:rPr>
-            </w:pPr>
-            <w:r>
-              <w:rPr>
-                <w:rFonts w:ascii="Arial" w:hAnsi="Arial" w:cs="Arial"/>
-                <w:bCs/>
-              </w:rPr>
-              <w:t>Xerox</w:t>
-            </w:r>
-          </w:p>
-        </w:tc>
-      </w:tr>
-      <w:tr>
-        <w:tc>
-          <w:tcPr>
-            <w:tcW w:w="874" w:type="dxa"/>
-          </w:tcPr>
-          <w:p>
-            <w:pPr>
-              <w:spacing w:line="360" w:lineRule="auto"/>
-              <w:jc w:val="center"/>
-              <w:rPr>
-                <w:rFonts w:ascii="Arial" w:hAnsi="Arial" w:cs="Arial"/>
-                <w:bCs/>
-              </w:rPr>
-            </w:pPr>
-            <w:r>
-              <w:rPr>
-                <w:rFonts w:ascii="Arial" w:hAnsi="Arial" w:cs="Arial"/>
-                <w:bCs/>
-              </w:rPr>
-              <w:t>10</w:t>
-            </w:r>
-          </w:p>
-        </w:tc>
-        <w:tc>
-          <w:tcPr>
-            <w:tcW w:w="1786" w:type="dxa"/>
-          </w:tcPr>
-          <w:p>
-            <w:pPr>
-              <w:spacing w:line="360" w:lineRule="auto"/>
-              <w:ind w:left="98"/>
-              <w:jc w:val="both"/>
-              <w:rPr>
-                <w:rFonts w:ascii="Arial" w:hAnsi="Arial" w:cs="Arial"/>
-                <w:szCs w:val="24"/>
-              </w:rPr>
-            </w:pPr>
-          </w:p>
-        </w:tc>
-        <w:tc>
-          <w:tcPr>
-            <w:tcW w:w="5134" w:type="dxa"/>
-          </w:tcPr>
-          <w:p>
-            <w:pPr>
-              <w:spacing w:line="360" w:lineRule="auto"/>
-              <w:ind w:left="98"/>
-              <w:jc w:val="both"/>
-              <w:rPr>
-                <w:rFonts w:ascii="Arial" w:hAnsi="Arial" w:cs="Arial"/>
-                <w:szCs w:val="24"/>
-              </w:rPr>
-            </w:pPr>
-            <w:r>
-              <w:rPr>
-                <w:rFonts w:ascii="Arial" w:hAnsi="Arial" w:cs="Arial"/>
-                <w:szCs w:val="24"/>
-              </w:rPr>
-              <w:t>Partnership Firm Registration Application</w:t>
-            </w:r>
-          </w:p>
-        </w:tc>
-        <w:tc>
-          <w:tcPr>
-            <w:tcW w:w="1449" w:type="dxa"/>
-          </w:tcPr>
-          <w:p>
-            <w:pPr>
-              <w:spacing w:line="360" w:lineRule="auto"/>
-              <w:jc w:val="center"/>
-              <w:rPr>
-                <w:rFonts w:ascii="Arial" w:hAnsi="Arial" w:cs="Arial"/>
-                <w:bCs/>
-              </w:rPr>
-            </w:pPr>
-            <w:r>
-              <w:rPr>
-                <w:rFonts w:ascii="Arial" w:hAnsi="Arial" w:cs="Arial"/>
-                <w:bCs/>
-              </w:rPr>
-              <w:t>Online Copy</w:t>
-            </w:r>
-          </w:p>
-        </w:tc>
-      </w:tr>
-      <w:tr>
-        <w:tc>
-          <w:tcPr>
-            <w:tcW w:w="874" w:type="dxa"/>
-          </w:tcPr>
-          <w:p>
-            <w:pPr>
-              <w:spacing w:line="360" w:lineRule="auto"/>
-              <w:jc w:val="center"/>
-              <w:rPr>
-                <w:rFonts w:ascii="Arial" w:hAnsi="Arial" w:cs="Arial"/>
-                <w:bCs/>
-              </w:rPr>
-            </w:pPr>
-            <w:r>
-              <w:rPr>
-                <w:rFonts w:ascii="Arial" w:hAnsi="Arial" w:cs="Arial"/>
-                <w:bCs/>
-              </w:rPr>
-              <w:t>11</w:t>
-            </w:r>
-            <w:r>
-              <w:rPr>
-                <w:rFonts w:ascii="Arial" w:hAnsi="Arial" w:cs="Arial"/>
-                <w:bCs/>
-              </w:rPr>
-              <w:t>.</w:t>
-            </w:r>
-          </w:p>
-        </w:tc>
-        <w:tc>
-          <w:tcPr>
-            <w:tcW w:w="1786" w:type="dxa"/>
-          </w:tcPr>
-          <w:p>
-            <w:pPr>
-              <w:spacing w:line="276" w:lineRule="auto"/>
-              <w:ind w:firstLine="100"/>
-              <w:jc w:val="both"/>
-              <w:rPr>
-                <w:rFonts w:ascii="Arial" w:hAnsi="Arial" w:cs="Arial"/>
-                <w:bCs/>
-              </w:rPr>
-            </w:pPr>
-          </w:p>
-        </w:tc>
-        <w:tc>
-          <w:tcPr>
-            <w:tcW w:w="5134" w:type="dxa"/>
-          </w:tcPr>
-          <w:p>
-            <w:pPr>
-              <w:spacing w:line="276" w:lineRule="auto"/>
-              <w:ind w:firstLine="100"/>
+            <w:tcW w:w="897" w:type="dxa"/>
+          </w:tcPr>
+          <w:p>
+            <w:pPr>
+              <w:spacing w:line="360" w:lineRule="auto"/>
               <w:jc w:val="both"/>
               <w:rPr>
                 <w:rFonts w:ascii="Arial" w:hAnsi="Arial" w:cs="Arial"/>
@@ -11736,30 +10325,51 @@
               <w:rPr>
                 <w:rFonts w:ascii="Arial" w:hAnsi="Arial" w:cs="Arial"/>
                 <w:bCs/>
-              </w:rPr>
-              <w:t>Aadhaar Card of Partner</w:t>
-            </w:r>
-            <w:r>
-              <w:rPr>
-                <w:rFonts w:ascii="Arial" w:hAnsi="Arial" w:cs="Arial"/>
-                <w:bCs/>
-              </w:rPr>
-              <w:t xml:space="preserve"> </w:t>
-            </w:r>
-            <w:proofErr w:type="spellStart"/>
-            <w:r>
-              <w:rPr>
-                <w:rFonts w:ascii="Arial" w:hAnsi="Arial" w:cs="Arial"/>
-                <w:szCs w:val="24"/>
-              </w:rPr>
-              <w:t>Mr.Chandrasekaran</w:t>
-            </w:r>
-            <w:proofErr w:type="spellEnd"/>
-          </w:p>
-        </w:tc>
-        <w:tc>
-          <w:tcPr>
-            <w:tcW w:w="1449" w:type="dxa"/>
+                <w:strike/>
+                <w:highlight w:val="yellow"/>
+              </w:rPr>
+              <w:t>6.</w:t>
+            </w:r>
+          </w:p>
+        </w:tc>
+        <w:tc>
+          <w:tcPr>
+            <w:tcW w:w="4961" w:type="dxa"/>
+          </w:tcPr>
+          <w:p>
+            <w:pPr>
+              <w:spacing w:line="360" w:lineRule="auto"/>
+              <w:jc w:val="both"/>
+              <w:rPr>
+                <w:rFonts w:ascii="Arial" w:hAnsi="Arial" w:cs="Arial"/>
+                <w:strike/>
+                <w:szCs w:val="24"/>
+                <w:highlight w:val="yellow"/>
+              </w:rPr>
+            </w:pPr>
+            <w:r>
+              <w:rPr>
+                <w:rFonts w:ascii="Arial" w:hAnsi="Arial" w:cs="Arial"/>
+                <w:strike/>
+                <w:szCs w:val="24"/>
+                <w:highlight w:val="yellow"/>
+              </w:rPr>
+              <w:t xml:space="preserve">Legal Notice sent by </w:t>
+            </w:r>
+            <w:r>
+              <w:rPr>
+                <w:rFonts w:ascii="Arial" w:hAnsi="Arial" w:cs="Arial"/>
+                <w:strike/>
+                <w:szCs w:val="24"/>
+                <w:highlight w:val="yellow"/>
+              </w:rPr>
+              <w:t>Plaintiff</w:t>
+            </w:r>
+          </w:p>
+        </w:tc>
+        <w:tc>
+          <w:tcPr>
+            <w:tcW w:w="1763" w:type="dxa"/>
           </w:tcPr>
           <w:p>
             <w:pPr>
@@ -11776,8 +10386,90 @@
               <w:rPr>
                 <w:rFonts w:ascii="Arial" w:hAnsi="Arial" w:cs="Arial"/>
                 <w:bCs/>
-              </w:rPr>
-              <w:t>Xerox</w:t>
+                <w:strike/>
+                <w:highlight w:val="yellow"/>
+              </w:rPr>
+              <w:t>Office Copy</w:t>
+            </w:r>
+          </w:p>
+        </w:tc>
+      </w:tr>
+      <w:tr>
+        <w:tc>
+          <w:tcPr>
+            <w:tcW w:w="897" w:type="dxa"/>
+          </w:tcPr>
+          <w:p>
+            <w:pPr>
+              <w:spacing w:line="360" w:lineRule="auto"/>
+              <w:jc w:val="both"/>
+              <w:rPr>
+                <w:rFonts w:ascii="Arial" w:hAnsi="Arial" w:cs="Arial"/>
+                <w:bCs/>
+                <w:strike/>
+                <w:highlight w:val="yellow"/>
+              </w:rPr>
+            </w:pPr>
+            <w:r>
+              <w:rPr>
+                <w:rFonts w:ascii="Arial" w:hAnsi="Arial" w:cs="Arial"/>
+                <w:bCs/>
+                <w:strike/>
+                <w:highlight w:val="yellow"/>
+              </w:rPr>
+              <w:t>7.</w:t>
+            </w:r>
+          </w:p>
+        </w:tc>
+        <w:tc>
+          <w:tcPr>
+            <w:tcW w:w="4961" w:type="dxa"/>
+          </w:tcPr>
+          <w:p>
+            <w:pPr>
+              <w:spacing w:line="276" w:lineRule="auto"/>
+              <w:jc w:val="both"/>
+              <w:rPr>
+                <w:rFonts w:ascii="Arial" w:hAnsi="Arial" w:cs="Arial"/>
+                <w:bCs/>
+                <w:strike/>
+                <w:highlight w:val="yellow"/>
+              </w:rPr>
+            </w:pPr>
+            <w:r>
+              <w:rPr>
+                <w:rFonts w:ascii="Arial" w:hAnsi="Arial" w:cs="Arial"/>
+                <w:bCs/>
+                <w:strike/>
+                <w:highlight w:val="yellow"/>
+              </w:rPr>
+              <w:t>Online Track Consignment</w:t>
+            </w:r>
+          </w:p>
+        </w:tc>
+        <w:tc>
+          <w:tcPr>
+            <w:tcW w:w="1763" w:type="dxa"/>
+          </w:tcPr>
+          <w:p>
+            <w:pPr>
+              <w:spacing w:line="360" w:lineRule="auto"/>
+              <w:jc w:val="center"/>
+              <w:rPr>
+                <w:rFonts w:ascii="Arial" w:hAnsi="Arial" w:cs="Arial"/>
+                <w:bCs/>
+                <w:strike/>
+                <w:highlight w:val="yellow"/>
+              </w:rPr>
+            </w:pPr>
+            <w:r>
+              <w:rPr>
+                <w:rFonts w:ascii="Arial" w:hAnsi="Arial" w:cs="Arial"/>
+                <w:bCs/>
+                <w:strike/>
+                <w:highlight w:val="yellow"/>
+              </w:rPr>
+              <w:t>Online Copy</w:t>
             </w:r>
           </w:p>
         </w:tc>
@@ -11891,105 +10583,76 @@
           <w:tab w:val="left" w:pos="4410"/>
         </w:tabs>
         <w:spacing w:line="360" w:lineRule="auto"/>
-        <w:ind w:left="5040" w:right="-896"/>
-        <w:jc w:val="center"/>
-        <w:rPr>
-          <w:rFonts w:ascii="Arial" w:hAnsi="Arial" w:cs="Arial"/>
-          <w:b/>
-          <w:szCs w:val="24"/>
-          <w:u w:val="single"/>
-        </w:rPr>
-      </w:pPr>
-      <w:r>
-        <w:rPr>
-          <w:rFonts w:ascii="Arial" w:hAnsi="Arial" w:cs="Arial"/>
-          <w:b/>
-          <w:szCs w:val="24"/>
-          <w:u w:val="single"/>
-        </w:rPr>
-        <w:lastRenderedPageBreak/>
-        <w:t>IN THE COURT OF THE HONOURABLE</w:t>
-      </w:r>
-      <w:r>
-        <w:rPr>
-          <w:rFonts w:ascii="Arial" w:hAnsi="Arial" w:cs="Arial"/>
-          <w:b/>
-          <w:szCs w:val="24"/>
-          <w:u w:val="single"/>
-        </w:rPr>
-        <w:t xml:space="preserve"> PRINCIPAL DISTRICT JUDGE CUM</w:t>
-      </w:r>
-      <w:r>
-        <w:rPr>
-          <w:rFonts w:ascii="Arial" w:hAnsi="Arial" w:cs="Arial"/>
-          <w:b/>
-          <w:szCs w:val="24"/>
-          <w:u w:val="single"/>
-        </w:rPr>
-        <w:t xml:space="preserve"> COMMERCIAL </w:t>
-      </w:r>
-      <w:r>
-        <w:rPr>
-          <w:rFonts w:ascii="Arial" w:hAnsi="Arial" w:cs="Arial"/>
-          <w:b/>
-          <w:szCs w:val="24"/>
-          <w:u w:val="single"/>
-        </w:rPr>
-        <w:t xml:space="preserve">DISTRICT </w:t>
-      </w:r>
-      <w:r>
-        <w:rPr>
-          <w:rFonts w:ascii="Arial" w:hAnsi="Arial" w:cs="Arial"/>
-          <w:b/>
-          <w:szCs w:val="24"/>
-          <w:u w:val="single"/>
-        </w:rPr>
-        <w:t>JUDGE OF TIRUPUR</w:t>
-      </w:r>
-    </w:p>
-    <w:p>
-      <w:pPr>
         <w:ind w:left="5103" w:right="-846"/>
         <w:jc w:val="center"/>
         <w:rPr>
           <w:rFonts w:ascii="Arial" w:hAnsi="Arial" w:cs="Arial"/>
           <w:b/>
-          <w:bCs/>
-          <w:sz w:val="18"/>
-          <w:szCs w:val="40"/>
-        </w:rPr>
-      </w:pPr>
-    </w:p>
-    <w:p>
-      <w:pPr>
+          <w:szCs w:val="24"/>
+          <w:u w:val="single"/>
+        </w:rPr>
+      </w:pPr>
+      <w:r>
+        <w:rPr>
+          <w:rFonts w:ascii="Arial" w:hAnsi="Arial" w:cs="Arial"/>
+          <w:b/>
+          <w:szCs w:val="24"/>
+          <w:u w:val="single"/>
+        </w:rPr>
+        <w:lastRenderedPageBreak/>
+        <w:t xml:space="preserve">IN THE COURT OF THE HONOURABLE COMMERCIAL DISTRICT JUDGE </w:t>
+      </w:r>
+    </w:p>
+    <w:p>
+      <w:pPr>
+        <w:tabs>
+          <w:tab w:val="left" w:pos="4410"/>
+        </w:tabs>
         <w:spacing w:line="360" w:lineRule="auto"/>
         <w:ind w:left="5103" w:right="-846"/>
         <w:jc w:val="center"/>
         <w:rPr>
           <w:rFonts w:ascii="Arial" w:hAnsi="Arial" w:cs="Arial"/>
           <w:b/>
-          <w:bCs/>
-          <w:szCs w:val="24"/>
-        </w:rPr>
-      </w:pPr>
-      <w:r>
+          <w:szCs w:val="24"/>
+          <w:u w:val="single"/>
+        </w:rPr>
+      </w:pPr>
+      <w:r>
+        <w:rPr>
+          <w:rFonts w:ascii="Arial" w:hAnsi="Arial" w:cs="Arial"/>
+          <w:b/>
+          <w:szCs w:val="24"/>
+          <w:u w:val="single"/>
+        </w:rPr>
+        <w:t>OF TIRUPUR</w:t>
+      </w:r>
+    </w:p>
+    <w:p>
+      <w:pPr>
+        <w:ind w:left="5103" w:right="-846"/>
+        <w:jc w:val="center"/>
         <w:rPr>
           <w:rFonts w:ascii="Arial" w:hAnsi="Arial" w:cs="Arial"/>
           <w:b/>
           <w:bCs/>
-          <w:szCs w:val="24"/>
-        </w:rPr>
-        <w:t>C.O.S.NO.</w:t>
-      </w:r>
-      <w:r>
+          <w:sz w:val="10"/>
+          <w:szCs w:val="24"/>
+        </w:rPr>
+      </w:pPr>
+    </w:p>
+    <w:p>
+      <w:pPr>
+        <w:spacing w:line="360" w:lineRule="auto"/>
+        <w:ind w:left="5103" w:right="-846"/>
+        <w:jc w:val="center"/>
         <w:rPr>
           <w:rFonts w:ascii="Arial" w:hAnsi="Arial" w:cs="Arial"/>
           <w:b/>
           <w:bCs/>
           <w:szCs w:val="24"/>
         </w:rPr>
-        <w:tab/>
-      </w:r>
+      </w:pPr>
       <w:r>
         <w:rPr>
           <w:rFonts w:ascii="Arial" w:hAnsi="Arial" w:cs="Arial"/>
@@ -11997,6 +10660,24 @@
           <w:bCs/>
           <w:szCs w:val="24"/>
         </w:rPr>
+        <w:t>C.O.S.NO.</w:t>
+      </w:r>
+      <w:r>
+        <w:rPr>
+          <w:rFonts w:ascii="Arial" w:hAnsi="Arial" w:cs="Arial"/>
+          <w:b/>
+          <w:bCs/>
+          <w:szCs w:val="24"/>
+        </w:rPr>
+        <w:tab/>
+      </w:r>
+      <w:r>
+        <w:rPr>
+          <w:rFonts w:ascii="Arial" w:hAnsi="Arial" w:cs="Arial"/>
+          <w:b/>
+          <w:bCs/>
+          <w:szCs w:val="24"/>
+        </w:rPr>
         <w:tab/>
         <w:t>OF 2024</w:t>
       </w:r>
@@ -12087,16 +10768,8 @@
           <w:szCs w:val="24"/>
         </w:rPr>
         <w:br/>
-      </w:r>
-      <w:proofErr w:type="spellStart"/>
-      <w:r>
-        <w:rPr>
-          <w:rFonts w:ascii="Arial" w:hAnsi="Arial" w:cs="Arial"/>
-          <w:szCs w:val="24"/>
-        </w:rPr>
         <w:t>Mr.Chandrasekaran</w:t>
       </w:r>
-      <w:proofErr w:type="spellEnd"/>
       <w:r>
         <w:rPr>
           <w:rFonts w:ascii="Arial" w:hAnsi="Arial" w:cs="Arial"/>
@@ -12127,7 +10800,6 @@
         </w:rPr>
         <w:tab/>
       </w:r>
-      <w:proofErr w:type="gramStart"/>
       <w:r>
         <w:rPr>
           <w:rFonts w:ascii="Arial" w:hAnsi="Arial" w:cs="Arial"/>
@@ -12144,7 +10816,6 @@
         </w:rPr>
         <w:t>::</w:t>
       </w:r>
-      <w:proofErr w:type="gramEnd"/>
       <w:r>
         <w:rPr>
           <w:rFonts w:ascii="Arial" w:hAnsi="Arial" w:cs="Arial"/>
@@ -12395,23 +11066,13 @@
         </w:rPr>
         <w:tab/>
       </w:r>
-      <w:proofErr w:type="gramStart"/>
       <w:r>
         <w:rPr>
           <w:rFonts w:ascii="Arial" w:hAnsi="Arial" w:cs="Arial"/>
           <w:bCs/>
           <w:szCs w:val="24"/>
         </w:rPr>
-        <w:t>::</w:t>
-      </w:r>
-      <w:proofErr w:type="gramEnd"/>
-      <w:r>
-        <w:rPr>
-          <w:rFonts w:ascii="Arial" w:hAnsi="Arial" w:cs="Arial"/>
-          <w:bCs/>
-          <w:szCs w:val="24"/>
-        </w:rPr>
-        <w:t xml:space="preserve"> </w:t>
+        <w:t xml:space="preserve">:: </w:t>
       </w:r>
       <w:r>
         <w:rPr>
@@ -12509,7 +11170,6 @@
         </w:rPr>
         <w:tab/>
       </w:r>
-      <w:proofErr w:type="spellStart"/>
       <w:r>
         <w:rPr>
           <w:rFonts w:ascii="Arial" w:hAnsi="Arial" w:cs="Arial"/>
@@ -12517,17 +11177,7 @@
           <w:szCs w:val="24"/>
           <w:u w:val="single"/>
         </w:rPr>
-        <w:t>Pre.on</w:t>
-      </w:r>
-      <w:proofErr w:type="spellEnd"/>
-      <w:r>
-        <w:rPr>
-          <w:rFonts w:ascii="Arial" w:hAnsi="Arial" w:cs="Arial"/>
-          <w:b/>
-          <w:szCs w:val="24"/>
-          <w:u w:val="single"/>
-        </w:rPr>
-        <w:t>:</w:t>
+        <w:t>Pre.on:</w:t>
       </w:r>
     </w:p>
     <w:p>
@@ -12587,8 +11237,6 @@
           <w:szCs w:val="24"/>
         </w:rPr>
       </w:pPr>
-      <w:proofErr w:type="spellStart"/>
-      <w:proofErr w:type="gramStart"/>
       <w:r>
         <w:rPr>
           <w:rFonts w:ascii="Arial" w:hAnsi="Arial" w:cs="Arial"/>
@@ -12596,61 +11244,59 @@
           <w:bCs/>
           <w:szCs w:val="24"/>
         </w:rPr>
-        <w:t>S.Chandrasekaran</w:t>
-      </w:r>
-      <w:proofErr w:type="spellEnd"/>
-      <w:proofErr w:type="gramEnd"/>
-      <w:r>
+        <w:t>S.Chandrasekaran, M.A., B.L., DLL.,</w:t>
+      </w:r>
+    </w:p>
+    <w:p>
+      <w:pPr>
+        <w:ind w:left="5103" w:right="-903"/>
         <w:rPr>
           <w:rFonts w:ascii="Arial" w:hAnsi="Arial" w:cs="Arial"/>
           <w:b/>
           <w:bCs/>
           <w:szCs w:val="24"/>
         </w:rPr>
-        <w:t>, M.A., B.L., DLL.,</w:t>
-      </w:r>
-    </w:p>
-    <w:p>
-      <w:pPr>
-        <w:ind w:left="5103" w:right="-903"/>
+      </w:pPr>
+      <w:r>
         <w:rPr>
           <w:rFonts w:ascii="Arial" w:hAnsi="Arial" w:cs="Arial"/>
           <w:b/>
           <w:bCs/>
           <w:szCs w:val="24"/>
         </w:rPr>
-      </w:pPr>
-      <w:r>
+        <w:t>(MS.595/1986)</w:t>
+      </w:r>
+    </w:p>
+    <w:p>
+      <w:pPr>
+        <w:ind w:left="5103" w:right="-903"/>
         <w:rPr>
           <w:rFonts w:ascii="Arial" w:hAnsi="Arial" w:cs="Arial"/>
           <w:b/>
           <w:bCs/>
           <w:szCs w:val="24"/>
         </w:rPr>
-        <w:t>(MS.595/1986)</w:t>
-      </w:r>
-    </w:p>
-    <w:p>
-      <w:pPr>
-        <w:ind w:left="5103" w:right="-903"/>
+      </w:pPr>
+      <w:r>
         <w:rPr>
           <w:rFonts w:ascii="Arial" w:hAnsi="Arial" w:cs="Arial"/>
           <w:b/>
           <w:bCs/>
           <w:szCs w:val="24"/>
         </w:rPr>
-      </w:pPr>
-      <w:proofErr w:type="spellStart"/>
-      <w:r>
+        <w:t>C.Jaiy Chandhar, B.A., LLB., (Hons)</w:t>
+      </w:r>
+    </w:p>
+    <w:p>
+      <w:pPr>
+        <w:ind w:left="5103" w:right="-903"/>
         <w:rPr>
           <w:rFonts w:ascii="Arial" w:hAnsi="Arial" w:cs="Arial"/>
           <w:b/>
           <w:bCs/>
           <w:szCs w:val="24"/>
         </w:rPr>
-        <w:t>C.Jaiy</w:t>
-      </w:r>
-      <w:proofErr w:type="spellEnd"/>
+      </w:pPr>
       <w:r>
         <w:rPr>
           <w:rFonts w:ascii="Arial" w:hAnsi="Arial" w:cs="Arial"/>
@@ -12658,7 +11304,7 @@
           <w:bCs/>
           <w:szCs w:val="24"/>
         </w:rPr>
-        <w:t xml:space="preserve"> Chandhar, B.A., LLB., (Hons)</w:t>
+        <w:t>(MS.1658/2020)</w:t>
       </w:r>
     </w:p>
     <w:p>
@@ -12666,7 +11312,6 @@
         <w:ind w:left="5103" w:right="-903"/>
         <w:rPr>
           <w:rFonts w:ascii="Arial" w:hAnsi="Arial" w:cs="Arial"/>
-          <w:b/>
           <w:bCs/>
           <w:szCs w:val="24"/>
         </w:rPr>
@@ -12674,11 +11319,10 @@
       <w:r>
         <w:rPr>
           <w:rFonts w:ascii="Arial" w:hAnsi="Arial" w:cs="Arial"/>
-          <w:b/>
           <w:bCs/>
           <w:szCs w:val="24"/>
         </w:rPr>
-        <w:t>(MS.1658/2020)</w:t>
+        <w:t>Advocates</w:t>
       </w:r>
     </w:p>
     <w:p>
@@ -12696,7 +11340,24 @@
           <w:bCs/>
           <w:szCs w:val="24"/>
         </w:rPr>
-        <w:t>Advocates</w:t>
+        <w:t>85/12, 3</w:t>
+      </w:r>
+      <w:r>
+        <w:rPr>
+          <w:rFonts w:ascii="Arial" w:hAnsi="Arial" w:cs="Arial"/>
+          <w:bCs/>
+          <w:szCs w:val="24"/>
+          <w:vertAlign w:val="superscript"/>
+        </w:rPr>
+        <w:t xml:space="preserve">rd </w:t>
+      </w:r>
+      <w:r>
+        <w:rPr>
+          <w:rFonts w:ascii="Arial" w:hAnsi="Arial" w:cs="Arial"/>
+          <w:bCs/>
+          <w:szCs w:val="24"/>
+        </w:rPr>
+        <w:t>Floor, Cherran Apartments,</w:t>
       </w:r>
     </w:p>
     <w:p>
@@ -12714,70 +11375,7 @@
           <w:bCs/>
           <w:szCs w:val="24"/>
         </w:rPr>
-        <w:t>85/12, 3</w:t>
-      </w:r>
-      <w:r>
-        <w:rPr>
-          <w:rFonts w:ascii="Arial" w:hAnsi="Arial" w:cs="Arial"/>
-          <w:bCs/>
-          <w:szCs w:val="24"/>
-          <w:vertAlign w:val="superscript"/>
-        </w:rPr>
-        <w:t xml:space="preserve">rd </w:t>
-      </w:r>
-      <w:r>
-        <w:rPr>
-          <w:rFonts w:ascii="Arial" w:hAnsi="Arial" w:cs="Arial"/>
-          <w:bCs/>
-          <w:szCs w:val="24"/>
-        </w:rPr>
-        <w:t xml:space="preserve">Floor, </w:t>
-      </w:r>
-      <w:proofErr w:type="spellStart"/>
-      <w:r>
-        <w:rPr>
-          <w:rFonts w:ascii="Arial" w:hAnsi="Arial" w:cs="Arial"/>
-          <w:bCs/>
-          <w:szCs w:val="24"/>
-        </w:rPr>
-        <w:t>Cherran</w:t>
-      </w:r>
-      <w:proofErr w:type="spellEnd"/>
-      <w:r>
-        <w:rPr>
-          <w:rFonts w:ascii="Arial" w:hAnsi="Arial" w:cs="Arial"/>
-          <w:bCs/>
-          <w:szCs w:val="24"/>
-        </w:rPr>
-        <w:t xml:space="preserve"> Apartments,</w:t>
-      </w:r>
-    </w:p>
-    <w:p>
-      <w:pPr>
-        <w:ind w:left="5103" w:right="-903"/>
-        <w:rPr>
-          <w:rFonts w:ascii="Arial" w:hAnsi="Arial" w:cs="Arial"/>
-          <w:bCs/>
-          <w:szCs w:val="24"/>
-        </w:rPr>
-      </w:pPr>
-      <w:proofErr w:type="spellStart"/>
-      <w:r>
-        <w:rPr>
-          <w:rFonts w:ascii="Arial" w:hAnsi="Arial" w:cs="Arial"/>
-          <w:bCs/>
-          <w:szCs w:val="24"/>
-        </w:rPr>
-        <w:t>Govt.Arts</w:t>
-      </w:r>
-      <w:proofErr w:type="spellEnd"/>
-      <w:r>
-        <w:rPr>
-          <w:rFonts w:ascii="Arial" w:hAnsi="Arial" w:cs="Arial"/>
-          <w:bCs/>
-          <w:szCs w:val="24"/>
-        </w:rPr>
-        <w:t xml:space="preserve"> College Road,</w:t>
+        <w:t>Govt.Arts College Road,</w:t>
       </w:r>
     </w:p>
     <w:p>
@@ -13076,10 +11674,10 @@
       </w:pPr>
     </w:lvl>
   </w:abstractNum>
-  <w:num w:numId="1" w16cid:durableId="561336523">
+  <w:num w:numId="1" w16cid:durableId="437264588">
     <w:abstractNumId w:val="1"/>
   </w:num>
-  <w:num w:numId="2" w16cid:durableId="1871649263">
+  <w:num w:numId="2" w16cid:durableId="229190561">
     <w:abstractNumId w:val="0"/>
   </w:num>
 </w:numbering>
@@ -13481,7 +12079,7 @@
   <w:style w:type="paragraph" w:default="1" w:styleId="Normal">
     <w:name w:val="Normal"/>
     <w:qFormat/>
-    <w:rsid w:val="00FD1B14"/>
+    <w:rsid w:val="00936E8C"/>
     <w:rPr>
       <w:rFonts w:ascii="Courier New" w:eastAsia="Times New Roman" w:hAnsi="Courier New" w:cs="Times New Roman"/>
       <w:kern w:val="0"/>
@@ -13970,7 +12568,7 @@
 </file>
 
 <file path=customXml/itemProps1.xml><?xml version="1.0" encoding="utf-8"?>
-<ds:datastoreItem xmlns:ds="http://schemas.openxmlformats.org/officeDocument/2006/customXml" ds:itemID="{B59E99D7-C809-4554-812D-446CED3D80EB}">
+<ds:datastoreItem xmlns:ds="http://schemas.openxmlformats.org/officeDocument/2006/customXml" ds:itemID="{1910021F-C700-4EE9-B259-9D4CE75784DD}">
   <ds:schemaRefs>
     <ds:schemaRef ds:uri="http://schemas.openxmlformats.org/officeDocument/2006/bibliography"/>
   </ds:schemaRefs>
